--- a/docs/TECHNICAL_DOCUMENTATION.docx
+++ b/docs/TECHNICAL_DOCUMENTATION.docx
@@ -5368,7 +5368,7 @@
     </w:p>
     <w:p>
       <w:r>
-        <w:t xml:space="preserve">Four functions enforce access. Each returns </w:t>
+        <w:t xml:space="preserve">Four guard families enforce access. Each returns </w:t>
       </w:r>
       <w:r>
         <w:rPr>
@@ -5502,7 +5502,7 @@
               <w:rPr>
                 <w:sz w:val="19"/>
               </w:rPr>
-              <w:t>Page routes needing any login</w:t>
+              <w:t>Pages needing any login</w:t>
             </w:r>
           </w:p>
         </w:tc>
@@ -5552,7 +5552,7 @@
                 <w:rFonts w:ascii="Consolas" w:hAnsi="Consolas"/>
                 <w:shd w:val="clear" w:color="auto" w:fill="F4F7F5"/>
               </w:rPr>
-              <w:t>require_admin_session()</w:t>
+              <w:t>require_reception_session()</w:t>
             </w:r>
           </w:p>
         </w:tc>
@@ -5570,7 +5570,7 @@
               <w:rPr>
                 <w:sz w:val="19"/>
               </w:rPr>
-              <w:t>Admin pages</w:t>
+              <w:t>Reception pages (not department)</w:t>
             </w:r>
           </w:p>
         </w:tc>
@@ -5588,21 +5588,7 @@
               <w:rPr>
                 <w:sz w:val="19"/>
               </w:rPr>
-              <w:t>Redirect, or 403 page</w:t>
-            </w:r>
-          </w:p>
-        </w:tc>
-      </w:tr>
-      <w:tr>
-        <w:tc>
-          <w:tcPr>
-            <w:tcW w:type="dxa" w:w="3216"/>
-          </w:tcPr>
-          <w:p>
-            <w:r>
-              <w:rPr>
-                <w:sz w:val="19"/>
-              </w:rPr>
+              <w:t xml:space="preserve">Redirect to </w:t>
             </w:r>
             <w:r>
               <w:rPr>
@@ -5611,57 +5597,13 @@
                 <w:rFonts w:ascii="Consolas" w:hAnsi="Consolas"/>
                 <w:shd w:val="clear" w:color="auto" w:fill="F4F7F5"/>
               </w:rPr>
-              <w:t>require_api_officer_session()</w:t>
-            </w:r>
-          </w:p>
-        </w:tc>
-        <w:tc>
-          <w:tcPr>
-            <w:tcW w:type="dxa" w:w="3216"/>
-          </w:tcPr>
-          <w:p>
-            <w:r>
-              <w:rPr>
-                <w:sz w:val="19"/>
-              </w:rPr>
-            </w:r>
-            <w:r>
-              <w:rPr>
-                <w:sz w:val="19"/>
-              </w:rPr>
-              <w:t>JSON APIs needing any login</w:t>
-            </w:r>
-          </w:p>
-        </w:tc>
-        <w:tc>
-          <w:tcPr>
-            <w:tcW w:type="dxa" w:w="3216"/>
-          </w:tcPr>
-          <w:p>
-            <w:r>
-              <w:rPr>
-                <w:sz w:val="19"/>
-              </w:rPr>
-            </w:r>
-            <w:r>
-              <w:rPr>
-                <w:sz w:val="19"/>
-              </w:rPr>
-              <w:t>401 JSON</w:t>
-            </w:r>
-          </w:p>
-        </w:tc>
-      </w:tr>
-      <w:tr>
-        <w:tc>
-          <w:tcPr>
-            <w:tcW w:type="dxa" w:w="3216"/>
-          </w:tcPr>
-          <w:p>
-            <w:r>
-              <w:rPr>
-                <w:sz w:val="19"/>
-              </w:rPr>
+              <w:t>/</w:t>
+            </w:r>
+            <w:r>
+              <w:rPr>
+                <w:sz w:val="19"/>
+              </w:rPr>
+              <w:t xml:space="preserve"> or </w:t>
             </w:r>
             <w:r>
               <w:rPr>
@@ -5670,6 +5612,206 @@
                 <w:rFonts w:ascii="Consolas" w:hAnsi="Consolas"/>
                 <w:shd w:val="clear" w:color="auto" w:fill="F4F7F5"/>
               </w:rPr>
+              <w:t>/verify</w:t>
+            </w:r>
+          </w:p>
+        </w:tc>
+      </w:tr>
+      <w:tr>
+        <w:tc>
+          <w:tcPr>
+            <w:tcW w:type="dxa" w:w="3216"/>
+          </w:tcPr>
+          <w:p>
+            <w:r>
+              <w:rPr>
+                <w:sz w:val="19"/>
+              </w:rPr>
+            </w:r>
+            <w:r>
+              <w:rPr>
+                <w:rFonts w:ascii="Consolas" w:hAnsi="Consolas"/>
+                <w:sz w:val="17"/>
+                <w:rFonts w:ascii="Consolas" w:hAnsi="Consolas"/>
+                <w:shd w:val="clear" w:color="auto" w:fill="F4F7F5"/>
+              </w:rPr>
+              <w:t>require_admin_session()</w:t>
+            </w:r>
+          </w:p>
+        </w:tc>
+        <w:tc>
+          <w:tcPr>
+            <w:tcW w:type="dxa" w:w="3216"/>
+          </w:tcPr>
+          <w:p>
+            <w:r>
+              <w:rPr>
+                <w:sz w:val="19"/>
+              </w:rPr>
+            </w:r>
+            <w:r>
+              <w:rPr>
+                <w:sz w:val="19"/>
+              </w:rPr>
+              <w:t>Admin pages</w:t>
+            </w:r>
+          </w:p>
+        </w:tc>
+        <w:tc>
+          <w:tcPr>
+            <w:tcW w:type="dxa" w:w="3216"/>
+          </w:tcPr>
+          <w:p>
+            <w:r>
+              <w:rPr>
+                <w:sz w:val="19"/>
+              </w:rPr>
+            </w:r>
+            <w:r>
+              <w:rPr>
+                <w:sz w:val="19"/>
+              </w:rPr>
+              <w:t>Redirect, or 403 page</w:t>
+            </w:r>
+          </w:p>
+        </w:tc>
+      </w:tr>
+      <w:tr>
+        <w:tc>
+          <w:tcPr>
+            <w:tcW w:type="dxa" w:w="3216"/>
+          </w:tcPr>
+          <w:p>
+            <w:r>
+              <w:rPr>
+                <w:sz w:val="19"/>
+              </w:rPr>
+            </w:r>
+            <w:r>
+              <w:rPr>
+                <w:rFonts w:ascii="Consolas" w:hAnsi="Consolas"/>
+                <w:sz w:val="17"/>
+                <w:rFonts w:ascii="Consolas" w:hAnsi="Consolas"/>
+                <w:shd w:val="clear" w:color="auto" w:fill="F4F7F5"/>
+              </w:rPr>
+              <w:t>require_api_officer_session()</w:t>
+            </w:r>
+          </w:p>
+        </w:tc>
+        <w:tc>
+          <w:tcPr>
+            <w:tcW w:type="dxa" w:w="3216"/>
+          </w:tcPr>
+          <w:p>
+            <w:r>
+              <w:rPr>
+                <w:sz w:val="19"/>
+              </w:rPr>
+            </w:r>
+            <w:r>
+              <w:rPr>
+                <w:sz w:val="19"/>
+              </w:rPr>
+              <w:t>JSON APIs needing any login</w:t>
+            </w:r>
+          </w:p>
+        </w:tc>
+        <w:tc>
+          <w:tcPr>
+            <w:tcW w:type="dxa" w:w="3216"/>
+          </w:tcPr>
+          <w:p>
+            <w:r>
+              <w:rPr>
+                <w:sz w:val="19"/>
+              </w:rPr>
+            </w:r>
+            <w:r>
+              <w:rPr>
+                <w:sz w:val="19"/>
+              </w:rPr>
+              <w:t>401 JSON</w:t>
+            </w:r>
+          </w:p>
+        </w:tc>
+      </w:tr>
+      <w:tr>
+        <w:tc>
+          <w:tcPr>
+            <w:tcW w:type="dxa" w:w="3216"/>
+          </w:tcPr>
+          <w:p>
+            <w:r>
+              <w:rPr>
+                <w:sz w:val="19"/>
+              </w:rPr>
+            </w:r>
+            <w:r>
+              <w:rPr>
+                <w:rFonts w:ascii="Consolas" w:hAnsi="Consolas"/>
+                <w:sz w:val="17"/>
+                <w:rFonts w:ascii="Consolas" w:hAnsi="Consolas"/>
+                <w:shd w:val="clear" w:color="auto" w:fill="F4F7F5"/>
+              </w:rPr>
+              <w:t>require_api_reception_session()</w:t>
+            </w:r>
+          </w:p>
+        </w:tc>
+        <w:tc>
+          <w:tcPr>
+            <w:tcW w:type="dxa" w:w="3216"/>
+          </w:tcPr>
+          <w:p>
+            <w:r>
+              <w:rPr>
+                <w:sz w:val="19"/>
+              </w:rPr>
+            </w:r>
+            <w:r>
+              <w:rPr>
+                <w:sz w:val="19"/>
+              </w:rPr>
+              <w:t>Reception JSON APIs</w:t>
+            </w:r>
+          </w:p>
+        </w:tc>
+        <w:tc>
+          <w:tcPr>
+            <w:tcW w:type="dxa" w:w="3216"/>
+          </w:tcPr>
+          <w:p>
+            <w:r>
+              <w:rPr>
+                <w:sz w:val="19"/>
+              </w:rPr>
+            </w:r>
+            <w:r>
+              <w:rPr>
+                <w:sz w:val="19"/>
+              </w:rPr>
+              <w:t>401 or 403 JSON</w:t>
+            </w:r>
+          </w:p>
+        </w:tc>
+      </w:tr>
+      <w:tr>
+        <w:tc>
+          <w:tcPr>
+            <w:tcW w:type="dxa" w:w="3216"/>
+          </w:tcPr>
+          <w:p>
+            <w:r>
+              <w:rPr>
+                <w:sz w:val="19"/>
+              </w:rPr>
+            </w:r>
+            <w:r>
+              <w:rPr>
+                <w:rFonts w:ascii="Consolas" w:hAnsi="Consolas"/>
+                <w:sz w:val="17"/>
+                <w:rFonts w:ascii="Consolas" w:hAnsi="Consolas"/>
+                <w:shd w:val="clear" w:color="auto" w:fill="F4F7F5"/>
+              </w:rPr>
               <w:t>require_api_admin_session()</w:t>
             </w:r>
           </w:p>
@@ -5816,6 +5958,305 @@
       <w:pPr>
         <w:spacing w:after="0"/>
       </w:pPr>
+    </w:p>
+    <w:p>
+      <w:pPr>
+        <w:pStyle w:val="Heading3"/>
+      </w:pPr>
+      <w:r>
+        <w:t>Role scoping</w:t>
+      </w:r>
+    </w:p>
+    <w:tbl>
+      <w:tblPr>
+        <w:tblStyle w:val="TableGrid"/>
+        <w:tblW w:type="auto" w:w="0"/>
+        <w:jc w:val="center"/>
+        <w:tblLook w:firstColumn="1" w:firstRow="1" w:lastColumn="0" w:lastRow="0" w:noHBand="0" w:noVBand="1" w:val="04A0"/>
+      </w:tblPr>
+      <w:tblGrid>
+        <w:gridCol w:w="4824"/>
+        <w:gridCol w:w="4824"/>
+      </w:tblGrid>
+      <w:tr>
+        <w:tc>
+          <w:tcPr>
+            <w:tcW w:type="dxa" w:w="4824"/>
+            <w:shd w:val="clear" w:color="auto" w:fill="0F6F3F"/>
+          </w:tcPr>
+          <w:p>
+            <w:r>
+              <w:rPr>
+                <w:b/>
+                <w:color w:val="FFFFFF"/>
+                <w:sz w:val="19"/>
+              </w:rPr>
+            </w:r>
+            <w:r>
+              <w:rPr>
+                <w:b/>
+                <w:color w:val="FFFFFF"/>
+                <w:sz w:val="19"/>
+              </w:rPr>
+              <w:t>Role</w:t>
+            </w:r>
+          </w:p>
+        </w:tc>
+        <w:tc>
+          <w:tcPr>
+            <w:tcW w:type="dxa" w:w="4824"/>
+            <w:shd w:val="clear" w:color="auto" w:fill="0F6F3F"/>
+          </w:tcPr>
+          <w:p>
+            <w:r>
+              <w:rPr>
+                <w:b/>
+                <w:color w:val="FFFFFF"/>
+                <w:sz w:val="19"/>
+              </w:rPr>
+            </w:r>
+            <w:r>
+              <w:rPr>
+                <w:b/>
+                <w:color w:val="FFFFFF"/>
+                <w:sz w:val="19"/>
+              </w:rPr>
+              <w:t>Can reach</w:t>
+            </w:r>
+          </w:p>
+        </w:tc>
+      </w:tr>
+      <w:tr>
+        <w:tc>
+          <w:tcPr>
+            <w:tcW w:type="dxa" w:w="4824"/>
+          </w:tcPr>
+          <w:p>
+            <w:r>
+              <w:rPr>
+                <w:sz w:val="19"/>
+              </w:rPr>
+            </w:r>
+            <w:r>
+              <w:rPr>
+                <w:rFonts w:ascii="Consolas" w:hAnsi="Consolas"/>
+                <w:sz w:val="17"/>
+                <w:rFonts w:ascii="Consolas" w:hAnsi="Consolas"/>
+                <w:shd w:val="clear" w:color="auto" w:fill="F4F7F5"/>
+              </w:rPr>
+              <w:t>Admin</w:t>
+            </w:r>
+          </w:p>
+        </w:tc>
+        <w:tc>
+          <w:tcPr>
+            <w:tcW w:type="dxa" w:w="4824"/>
+          </w:tcPr>
+          <w:p>
+            <w:r>
+              <w:rPr>
+                <w:sz w:val="19"/>
+              </w:rPr>
+            </w:r>
+            <w:r>
+              <w:rPr>
+                <w:sz w:val="19"/>
+              </w:rPr>
+              <w:t>Everything</w:t>
+            </w:r>
+          </w:p>
+        </w:tc>
+      </w:tr>
+      <w:tr>
+        <w:tc>
+          <w:tcPr>
+            <w:tcW w:type="dxa" w:w="4824"/>
+          </w:tcPr>
+          <w:p>
+            <w:r>
+              <w:rPr>
+                <w:sz w:val="19"/>
+              </w:rPr>
+            </w:r>
+            <w:r>
+              <w:rPr>
+                <w:rFonts w:ascii="Consolas" w:hAnsi="Consolas"/>
+                <w:sz w:val="17"/>
+                <w:rFonts w:ascii="Consolas" w:hAnsi="Consolas"/>
+                <w:shd w:val="clear" w:color="auto" w:fill="F4F7F5"/>
+              </w:rPr>
+              <w:t>Officer</w:t>
+            </w:r>
+          </w:p>
+        </w:tc>
+        <w:tc>
+          <w:tcPr>
+            <w:tcW w:type="dxa" w:w="4824"/>
+          </w:tcPr>
+          <w:p>
+            <w:r>
+              <w:rPr>
+                <w:sz w:val="19"/>
+              </w:rPr>
+            </w:r>
+            <w:r>
+              <w:rPr>
+                <w:sz w:val="19"/>
+              </w:rPr>
+              <w:t xml:space="preserve">Reception pages and APIs, plus </w:t>
+            </w:r>
+            <w:r>
+              <w:rPr>
+                <w:rFonts w:ascii="Consolas" w:hAnsi="Consolas"/>
+                <w:sz w:val="17"/>
+                <w:rFonts w:ascii="Consolas" w:hAnsi="Consolas"/>
+                <w:shd w:val="clear" w:color="auto" w:fill="F4F7F5"/>
+              </w:rPr>
+              <w:t>/verify</w:t>
+            </w:r>
+          </w:p>
+        </w:tc>
+      </w:tr>
+      <w:tr>
+        <w:tc>
+          <w:tcPr>
+            <w:tcW w:type="dxa" w:w="4824"/>
+          </w:tcPr>
+          <w:p>
+            <w:r>
+              <w:rPr>
+                <w:sz w:val="19"/>
+              </w:rPr>
+            </w:r>
+            <w:r>
+              <w:rPr>
+                <w:rFonts w:ascii="Consolas" w:hAnsi="Consolas"/>
+                <w:sz w:val="17"/>
+                <w:rFonts w:ascii="Consolas" w:hAnsi="Consolas"/>
+                <w:shd w:val="clear" w:color="auto" w:fill="F4F7F5"/>
+              </w:rPr>
+              <w:t>Department</w:t>
+            </w:r>
+          </w:p>
+        </w:tc>
+        <w:tc>
+          <w:tcPr>
+            <w:tcW w:type="dxa" w:w="4824"/>
+          </w:tcPr>
+          <w:p>
+            <w:r>
+              <w:rPr>
+                <w:sz w:val="19"/>
+              </w:rPr>
+            </w:r>
+            <w:r>
+              <w:rPr>
+                <w:b/>
+                <w:sz w:val="19"/>
+              </w:rPr>
+              <w:t>`/verify` and the verification APIs only</w:t>
+            </w:r>
+          </w:p>
+        </w:tc>
+      </w:tr>
+    </w:tbl>
+    <w:p>
+      <w:pPr>
+        <w:spacing w:after="0"/>
+      </w:pPr>
+    </w:p>
+    <w:p>
+      <w:r>
+        <w:t xml:space="preserve">Department accounts are deliberately blocked from visitor records. </w:t>
+      </w:r>
+      <w:r>
+        <w:rPr>
+          <w:rFonts w:ascii="Consolas" w:hAnsi="Consolas"/>
+          <w:sz w:val="19"/>
+          <w:rFonts w:ascii="Consolas" w:hAnsi="Consolas"/>
+          <w:shd w:val="clear" w:color="auto" w:fill="F4F7F5"/>
+        </w:rPr>
+        <w:t>checkin</w:t>
+      </w:r>
+      <w:r>
+        <w:t xml:space="preserve">, </w:t>
+      </w:r>
+      <w:r>
+        <w:rPr>
+          <w:rFonts w:ascii="Consolas" w:hAnsi="Consolas"/>
+          <w:sz w:val="19"/>
+          <w:rFonts w:ascii="Consolas" w:hAnsi="Consolas"/>
+          <w:shd w:val="clear" w:color="auto" w:fill="F4F7F5"/>
+        </w:rPr>
+        <w:t>visits_today</w:t>
+      </w:r>
+      <w:r>
+        <w:t xml:space="preserve">, </w:t>
+      </w:r>
+      <w:r>
+        <w:rPr>
+          <w:rFonts w:ascii="Consolas" w:hAnsi="Consolas"/>
+          <w:sz w:val="19"/>
+          <w:rFonts w:ascii="Consolas" w:hAnsi="Consolas"/>
+          <w:shd w:val="clear" w:color="auto" w:fill="F4F7F5"/>
+        </w:rPr>
+        <w:t>visits_history</w:t>
+      </w:r>
+      <w:r>
+        <w:t xml:space="preserve"> and every visitor/visit API use the </w:t>
+      </w:r>
+      <w:r>
+        <w:rPr>
+          <w:i/>
+        </w:rPr>
+        <w:t>reception</w:t>
+      </w:r>
+      <w:r>
+        <w:t xml:space="preserve"> guards, which redirect or return 403 for department users.</w:t>
+      </w:r>
+    </w:p>
+    <w:p>
+      <w:pPr>
+        <w:spacing w:before="120" w:after="200"/>
+        <w:ind w:left="432"/>
+        <w:pBdr>
+          <w:left w:val="single" w:sz="18" w:color="D9A441"/>
+        </w:pBdr>
+        <w:shd w:val="clear" w:color="auto" w:fill="F4F7F5"/>
+      </w:pPr>
+      <w:r>
+        <w:rPr>
+          <w:b/>
+        </w:rPr>
+        <w:t>When adding a route:</w:t>
+      </w:r>
+      <w:r>
+        <w:t xml:space="preserve"> decide which guard it needs. A new page under the reception module must use </w:t>
+      </w:r>
+      <w:r>
+        <w:rPr>
+          <w:rFonts w:ascii="Consolas" w:hAnsi="Consolas"/>
+          <w:sz w:val="19"/>
+          <w:rFonts w:ascii="Consolas" w:hAnsi="Consolas"/>
+          <w:shd w:val="clear" w:color="auto" w:fill="F4F7F5"/>
+        </w:rPr>
+        <w:t>require_reception_session</w:t>
+      </w:r>
+      <w:r>
+        <w:t xml:space="preserve">, not </w:t>
+      </w:r>
+      <w:r>
+        <w:rPr>
+          <w:rFonts w:ascii="Consolas" w:hAnsi="Consolas"/>
+          <w:sz w:val="19"/>
+          <w:rFonts w:ascii="Consolas" w:hAnsi="Consolas"/>
+          <w:shd w:val="clear" w:color="auto" w:fill="F4F7F5"/>
+        </w:rPr>
+        <w:t>require_officer_session</w:t>
+      </w:r>
+      <w:r>
+        <w:t>, or department stations will be able to reach it.</w:t>
+      </w:r>
     </w:p>
     <w:p>
       <w:pPr>
@@ -7806,7 +8247,7 @@
               <w:rPr>
                 <w:sz w:val="19"/>
               </w:rPr>
-              <w:t>Officer</w:t>
+              <w:t>Reception</w:t>
             </w:r>
           </w:p>
         </w:tc>
@@ -7865,6 +8306,83 @@
                 <w:rFonts w:ascii="Consolas" w:hAnsi="Consolas"/>
                 <w:shd w:val="clear" w:color="auto" w:fill="F4F7F5"/>
               </w:rPr>
+              <w:t>/verify</w:t>
+            </w:r>
+          </w:p>
+        </w:tc>
+        <w:tc>
+          <w:tcPr>
+            <w:tcW w:type="dxa" w:w="2412"/>
+          </w:tcPr>
+          <w:p>
+            <w:r>
+              <w:rPr>
+                <w:sz w:val="19"/>
+              </w:rPr>
+            </w:r>
+            <w:r>
+              <w:rPr>
+                <w:sz w:val="19"/>
+              </w:rPr>
+              <w:t>Any authenticated</w:t>
+            </w:r>
+          </w:p>
+        </w:tc>
+        <w:tc>
+          <w:tcPr>
+            <w:tcW w:type="dxa" w:w="2412"/>
+          </w:tcPr>
+          <w:p>
+            <w:r>
+              <w:rPr>
+                <w:sz w:val="19"/>
+              </w:rPr>
+            </w:r>
+            <w:r>
+              <w:rPr>
+                <w:sz w:val="19"/>
+              </w:rPr>
+              <w:t>Camera-only visitor verification</w:t>
+            </w:r>
+          </w:p>
+        </w:tc>
+      </w:tr>
+      <w:tr>
+        <w:tc>
+          <w:tcPr>
+            <w:tcW w:type="dxa" w:w="2412"/>
+          </w:tcPr>
+          <w:p>
+            <w:r>
+              <w:rPr>
+                <w:sz w:val="19"/>
+              </w:rPr>
+            </w:r>
+            <w:r>
+              <w:rPr>
+                <w:sz w:val="19"/>
+              </w:rPr>
+              <w:t>GET</w:t>
+            </w:r>
+          </w:p>
+        </w:tc>
+        <w:tc>
+          <w:tcPr>
+            <w:tcW w:type="dxa" w:w="2412"/>
+          </w:tcPr>
+          <w:p>
+            <w:r>
+              <w:rPr>
+                <w:sz w:val="19"/>
+              </w:rPr>
+            </w:r>
+            <w:r>
+              <w:rPr>
+                <w:rFonts w:ascii="Consolas" w:hAnsi="Consolas"/>
+                <w:sz w:val="17"/>
+                <w:rFonts w:ascii="Consolas" w:hAnsi="Consolas"/>
+                <w:shd w:val="clear" w:color="auto" w:fill="F4F7F5"/>
+              </w:rPr>
               <w:t>/visits/today</w:t>
             </w:r>
           </w:p>
@@ -7883,7 +8401,7 @@
               <w:rPr>
                 <w:sz w:val="19"/>
               </w:rPr>
-              <w:t>Officer</w:t>
+              <w:t>Reception</w:t>
             </w:r>
           </w:p>
         </w:tc>
@@ -9387,7 +9905,7 @@
               <w:rPr>
                 <w:sz w:val="19"/>
               </w:rPr>
-              <w:t>Officer</w:t>
+              <w:t>Reception</w:t>
             </w:r>
           </w:p>
         </w:tc>
@@ -9479,7 +9997,7 @@
               <w:rPr>
                 <w:sz w:val="19"/>
               </w:rPr>
-              <w:t>Officer</w:t>
+              <w:t>Reception</w:t>
             </w:r>
           </w:p>
         </w:tc>
@@ -9556,7 +10074,7 @@
               <w:rPr>
                 <w:sz w:val="19"/>
               </w:rPr>
-              <w:t>Officer</w:t>
+              <w:t>Reception</w:t>
             </w:r>
           </w:p>
         </w:tc>
@@ -9633,7 +10151,7 @@
               <w:rPr>
                 <w:sz w:val="19"/>
               </w:rPr>
-              <w:t>Officer</w:t>
+              <w:t>Reception</w:t>
             </w:r>
           </w:p>
         </w:tc>
@@ -9661,6 +10179,702 @@
       <w:pPr>
         <w:spacing w:after="0"/>
       </w:pPr>
+    </w:p>
+    <w:p>
+      <w:pPr>
+        <w:pStyle w:val="Heading3"/>
+      </w:pPr>
+      <w:r>
+        <w:t>Verification APIs (department stations)</w:t>
+      </w:r>
+    </w:p>
+    <w:p>
+      <w:r>
+        <w:t xml:space="preserve">These are intentionally available to </w:t>
+      </w:r>
+      <w:r>
+        <w:rPr>
+          <w:b/>
+        </w:rPr>
+        <w:t>any authenticated user</w:t>
+      </w:r>
+      <w:r>
+        <w:t xml:space="preserve">, including the </w:t>
+      </w:r>
+      <w:r>
+        <w:rPr>
+          <w:rFonts w:ascii="Consolas" w:hAnsi="Consolas"/>
+          <w:sz w:val="19"/>
+          <w:rFonts w:ascii="Consolas" w:hAnsi="Consolas"/>
+          <w:shd w:val="clear" w:color="auto" w:fill="F4F7F5"/>
+        </w:rPr>
+        <w:t>Department</w:t>
+      </w:r>
+      <w:r>
+        <w:t xml:space="preserve"> role, and return </w:t>
+      </w:r>
+      <w:r>
+        <w:rPr>
+          <w:b/>
+        </w:rPr>
+        <w:t>no personal data</w:t>
+      </w:r>
+      <w:r>
+        <w:t>.</w:t>
+      </w:r>
+    </w:p>
+    <w:tbl>
+      <w:tblPr>
+        <w:tblStyle w:val="TableGrid"/>
+        <w:tblW w:type="auto" w:w="0"/>
+        <w:jc w:val="center"/>
+        <w:tblLook w:firstColumn="1" w:firstRow="1" w:lastColumn="0" w:lastRow="0" w:noHBand="0" w:noVBand="1" w:val="04A0"/>
+      </w:tblPr>
+      <w:tblGrid>
+        <w:gridCol w:w="2412"/>
+        <w:gridCol w:w="2412"/>
+        <w:gridCol w:w="2412"/>
+        <w:gridCol w:w="2412"/>
+      </w:tblGrid>
+      <w:tr>
+        <w:tc>
+          <w:tcPr>
+            <w:tcW w:type="dxa" w:w="2412"/>
+            <w:shd w:val="clear" w:color="auto" w:fill="0F6F3F"/>
+          </w:tcPr>
+          <w:p>
+            <w:r>
+              <w:rPr>
+                <w:b/>
+                <w:color w:val="FFFFFF"/>
+                <w:sz w:val="19"/>
+              </w:rPr>
+            </w:r>
+            <w:r>
+              <w:rPr>
+                <w:b/>
+                <w:color w:val="FFFFFF"/>
+                <w:sz w:val="19"/>
+              </w:rPr>
+              <w:t>Method</w:t>
+            </w:r>
+          </w:p>
+        </w:tc>
+        <w:tc>
+          <w:tcPr>
+            <w:tcW w:type="dxa" w:w="2412"/>
+            <w:shd w:val="clear" w:color="auto" w:fill="0F6F3F"/>
+          </w:tcPr>
+          <w:p>
+            <w:r>
+              <w:rPr>
+                <w:b/>
+                <w:color w:val="FFFFFF"/>
+                <w:sz w:val="19"/>
+              </w:rPr>
+            </w:r>
+            <w:r>
+              <w:rPr>
+                <w:b/>
+                <w:color w:val="FFFFFF"/>
+                <w:sz w:val="19"/>
+              </w:rPr>
+              <w:t>Path</w:t>
+            </w:r>
+          </w:p>
+        </w:tc>
+        <w:tc>
+          <w:tcPr>
+            <w:tcW w:type="dxa" w:w="2412"/>
+            <w:shd w:val="clear" w:color="auto" w:fill="0F6F3F"/>
+          </w:tcPr>
+          <w:p>
+            <w:r>
+              <w:rPr>
+                <w:b/>
+                <w:color w:val="FFFFFF"/>
+                <w:sz w:val="19"/>
+              </w:rPr>
+            </w:r>
+            <w:r>
+              <w:rPr>
+                <w:b/>
+                <w:color w:val="FFFFFF"/>
+                <w:sz w:val="19"/>
+              </w:rPr>
+              <w:t>Guard</w:t>
+            </w:r>
+          </w:p>
+        </w:tc>
+        <w:tc>
+          <w:tcPr>
+            <w:tcW w:type="dxa" w:w="2412"/>
+            <w:shd w:val="clear" w:color="auto" w:fill="0F6F3F"/>
+          </w:tcPr>
+          <w:p>
+            <w:r>
+              <w:rPr>
+                <w:b/>
+                <w:color w:val="FFFFFF"/>
+                <w:sz w:val="19"/>
+              </w:rPr>
+            </w:r>
+            <w:r>
+              <w:rPr>
+                <w:b/>
+                <w:color w:val="FFFFFF"/>
+                <w:sz w:val="19"/>
+              </w:rPr>
+              <w:t>Purpose</w:t>
+            </w:r>
+          </w:p>
+        </w:tc>
+      </w:tr>
+      <w:tr>
+        <w:tc>
+          <w:tcPr>
+            <w:tcW w:type="dxa" w:w="2412"/>
+          </w:tcPr>
+          <w:p>
+            <w:r>
+              <w:rPr>
+                <w:sz w:val="19"/>
+              </w:rPr>
+            </w:r>
+            <w:r>
+              <w:rPr>
+                <w:sz w:val="19"/>
+              </w:rPr>
+              <w:t>POST</w:t>
+            </w:r>
+          </w:p>
+        </w:tc>
+        <w:tc>
+          <w:tcPr>
+            <w:tcW w:type="dxa" w:w="2412"/>
+          </w:tcPr>
+          <w:p>
+            <w:r>
+              <w:rPr>
+                <w:sz w:val="19"/>
+              </w:rPr>
+            </w:r>
+            <w:r>
+              <w:rPr>
+                <w:rFonts w:ascii="Consolas" w:hAnsi="Consolas"/>
+                <w:sz w:val="17"/>
+                <w:rFonts w:ascii="Consolas" w:hAnsi="Consolas"/>
+                <w:shd w:val="clear" w:color="auto" w:fill="F4F7F5"/>
+              </w:rPr>
+              <w:t>/api/verify/face</w:t>
+            </w:r>
+          </w:p>
+        </w:tc>
+        <w:tc>
+          <w:tcPr>
+            <w:tcW w:type="dxa" w:w="2412"/>
+          </w:tcPr>
+          <w:p>
+            <w:r>
+              <w:rPr>
+                <w:sz w:val="19"/>
+              </w:rPr>
+            </w:r>
+            <w:r>
+              <w:rPr>
+                <w:sz w:val="19"/>
+              </w:rPr>
+              <w:t>Any authenticated</w:t>
+            </w:r>
+          </w:p>
+        </w:tc>
+        <w:tc>
+          <w:tcPr>
+            <w:tcW w:type="dxa" w:w="2412"/>
+          </w:tcPr>
+          <w:p>
+            <w:r>
+              <w:rPr>
+                <w:sz w:val="19"/>
+              </w:rPr>
+            </w:r>
+            <w:r>
+              <w:rPr>
+                <w:sz w:val="19"/>
+              </w:rPr>
+              <w:t>Match a frame, return status only</w:t>
+            </w:r>
+          </w:p>
+        </w:tc>
+      </w:tr>
+      <w:tr>
+        <w:tc>
+          <w:tcPr>
+            <w:tcW w:type="dxa" w:w="2412"/>
+          </w:tcPr>
+          <w:p>
+            <w:r>
+              <w:rPr>
+                <w:sz w:val="19"/>
+              </w:rPr>
+            </w:r>
+            <w:r>
+              <w:rPr>
+                <w:sz w:val="19"/>
+              </w:rPr>
+              <w:t>GET</w:t>
+            </w:r>
+          </w:p>
+        </w:tc>
+        <w:tc>
+          <w:tcPr>
+            <w:tcW w:type="dxa" w:w="2412"/>
+          </w:tcPr>
+          <w:p>
+            <w:r>
+              <w:rPr>
+                <w:sz w:val="19"/>
+              </w:rPr>
+            </w:r>
+            <w:r>
+              <w:rPr>
+                <w:rFonts w:ascii="Consolas" w:hAnsi="Consolas"/>
+                <w:sz w:val="17"/>
+                <w:rFonts w:ascii="Consolas" w:hAnsi="Consolas"/>
+                <w:shd w:val="clear" w:color="auto" w:fill="F4F7F5"/>
+              </w:rPr>
+              <w:t>/api/verify/status</w:t>
+            </w:r>
+          </w:p>
+        </w:tc>
+        <w:tc>
+          <w:tcPr>
+            <w:tcW w:type="dxa" w:w="2412"/>
+          </w:tcPr>
+          <w:p>
+            <w:r>
+              <w:rPr>
+                <w:sz w:val="19"/>
+              </w:rPr>
+            </w:r>
+            <w:r>
+              <w:rPr>
+                <w:sz w:val="19"/>
+              </w:rPr>
+              <w:t>Any authenticated</w:t>
+            </w:r>
+          </w:p>
+        </w:tc>
+        <w:tc>
+          <w:tcPr>
+            <w:tcW w:type="dxa" w:w="2412"/>
+          </w:tcPr>
+          <w:p>
+            <w:r>
+              <w:rPr>
+                <w:sz w:val="19"/>
+              </w:rPr>
+            </w:r>
+            <w:r>
+              <w:rPr>
+                <w:sz w:val="19"/>
+              </w:rPr>
+              <w:t>Station health check</w:t>
+            </w:r>
+          </w:p>
+        </w:tc>
+      </w:tr>
+    </w:tbl>
+    <w:p>
+      <w:pPr>
+        <w:spacing w:after="0"/>
+      </w:pPr>
+    </w:p>
+    <w:p>
+      <w:r>
+        <w:rPr>
+          <w:rFonts w:ascii="Consolas" w:hAnsi="Consolas"/>
+          <w:sz w:val="19"/>
+          <w:rFonts w:ascii="Consolas" w:hAnsi="Consolas"/>
+          <w:shd w:val="clear" w:color="auto" w:fill="F4F7F5"/>
+        </w:rPr>
+        <w:t>POST /api/verify/face</w:t>
+      </w:r>
+      <w:r>
+        <w:t xml:space="preserve"> accepts </w:t>
+      </w:r>
+      <w:r>
+        <w:rPr>
+          <w:rFonts w:ascii="Consolas" w:hAnsi="Consolas"/>
+          <w:sz w:val="19"/>
+          <w:rFonts w:ascii="Consolas" w:hAnsi="Consolas"/>
+          <w:shd w:val="clear" w:color="auto" w:fill="F4F7F5"/>
+        </w:rPr>
+        <w:t>photo_data</w:t>
+      </w:r>
+      <w:r>
+        <w:t xml:space="preserve"> (a base64 data URL) and returns:</w:t>
+      </w:r>
+    </w:p>
+    <w:p>
+      <w:pPr>
+        <w:spacing w:before="120" w:after="0"/>
+        <w:ind w:left="259"/>
+        <w:shd w:val="clear" w:color="auto" w:fill="F4F7F5"/>
+      </w:pPr>
+      <w:r>
+        <w:rPr>
+          <w:rFonts w:ascii="Consolas" w:hAnsi="Consolas"/>
+          <w:sz w:val="18"/>
+          <w:rFonts w:ascii="Consolas" w:hAnsi="Consolas"/>
+        </w:rPr>
+        <w:t>{</w:t>
+      </w:r>
+    </w:p>
+    <w:p>
+      <w:pPr>
+        <w:spacing w:before="0" w:after="0"/>
+        <w:ind w:left="259"/>
+        <w:shd w:val="clear" w:color="auto" w:fill="F4F7F5"/>
+      </w:pPr>
+      <w:r>
+        <w:rPr>
+          <w:rFonts w:ascii="Consolas" w:hAnsi="Consolas"/>
+          <w:sz w:val="18"/>
+          <w:rFonts w:ascii="Consolas" w:hAnsi="Consolas"/>
+        </w:rPr>
+        <w:t xml:space="preserve">  "ok": true,</w:t>
+      </w:r>
+    </w:p>
+    <w:p>
+      <w:pPr>
+        <w:spacing w:before="0" w:after="0"/>
+        <w:ind w:left="259"/>
+        <w:shd w:val="clear" w:color="auto" w:fill="F4F7F5"/>
+      </w:pPr>
+      <w:r>
+        <w:rPr>
+          <w:rFonts w:ascii="Consolas" w:hAnsi="Consolas"/>
+          <w:sz w:val="18"/>
+          <w:rFonts w:ascii="Consolas" w:hAnsi="Consolas"/>
+        </w:rPr>
+        <w:t xml:space="preserve">  "status": "active",</w:t>
+      </w:r>
+    </w:p>
+    <w:p>
+      <w:pPr>
+        <w:spacing w:before="0" w:after="0"/>
+        <w:ind w:left="259"/>
+        <w:shd w:val="clear" w:color="auto" w:fill="F4F7F5"/>
+      </w:pPr>
+      <w:r>
+        <w:rPr>
+          <w:rFonts w:ascii="Consolas" w:hAnsi="Consolas"/>
+          <w:sz w:val="18"/>
+          <w:rFonts w:ascii="Consolas" w:hAnsi="Consolas"/>
+        </w:rPr>
+        <w:t xml:space="preserve">  "label": "VERIFIED — ON SITE",</w:t>
+      </w:r>
+    </w:p>
+    <w:p>
+      <w:pPr>
+        <w:spacing w:before="0" w:after="0"/>
+        <w:ind w:left="259"/>
+        <w:shd w:val="clear" w:color="auto" w:fill="F4F7F5"/>
+      </w:pPr>
+      <w:r>
+        <w:rPr>
+          <w:rFonts w:ascii="Consolas" w:hAnsi="Consolas"/>
+          <w:sz w:val="18"/>
+          <w:rFonts w:ascii="Consolas" w:hAnsi="Consolas"/>
+        </w:rPr>
+        <w:t xml:space="preserve">  "message": "Visitor is verified and currently signed in.",</w:t>
+      </w:r>
+    </w:p>
+    <w:p>
+      <w:pPr>
+        <w:spacing w:before="0" w:after="0"/>
+        <w:ind w:left="259"/>
+        <w:shd w:val="clear" w:color="auto" w:fill="F4F7F5"/>
+      </w:pPr>
+      <w:r>
+        <w:rPr>
+          <w:rFonts w:ascii="Consolas" w:hAnsi="Consolas"/>
+          <w:sz w:val="18"/>
+          <w:rFonts w:ascii="Consolas" w:hAnsi="Consolas"/>
+        </w:rPr>
+        <w:t xml:space="preserve">  "visitor_name": "JOHN DOE",</w:t>
+      </w:r>
+    </w:p>
+    <w:p>
+      <w:pPr>
+        <w:spacing w:before="0" w:after="0"/>
+        <w:ind w:left="259"/>
+        <w:shd w:val="clear" w:color="auto" w:fill="F4F7F5"/>
+      </w:pPr>
+      <w:r>
+        <w:rPr>
+          <w:rFonts w:ascii="Consolas" w:hAnsi="Consolas"/>
+          <w:sz w:val="18"/>
+          <w:rFonts w:ascii="Consolas" w:hAnsi="Consolas"/>
+        </w:rPr>
+        <w:t xml:space="preserve">  "visit_no": "NCS/26/09/22/0001",</w:t>
+      </w:r>
+    </w:p>
+    <w:p>
+      <w:pPr>
+        <w:spacing w:before="0" w:after="0"/>
+        <w:ind w:left="259"/>
+        <w:shd w:val="clear" w:color="auto" w:fill="F4F7F5"/>
+      </w:pPr>
+      <w:r>
+        <w:rPr>
+          <w:rFonts w:ascii="Consolas" w:hAnsi="Consolas"/>
+          <w:sz w:val="18"/>
+          <w:rFonts w:ascii="Consolas" w:hAnsi="Consolas"/>
+        </w:rPr>
+        <w:t xml:space="preserve">  "signed_in_at": "09:14",</w:t>
+      </w:r>
+    </w:p>
+    <w:p>
+      <w:pPr>
+        <w:spacing w:before="0" w:after="0"/>
+        <w:ind w:left="259"/>
+        <w:shd w:val="clear" w:color="auto" w:fill="F4F7F5"/>
+      </w:pPr>
+      <w:r>
+        <w:rPr>
+          <w:rFonts w:ascii="Consolas" w:hAnsi="Consolas"/>
+          <w:sz w:val="18"/>
+          <w:rFonts w:ascii="Consolas" w:hAnsi="Consolas"/>
+        </w:rPr>
+        <w:t xml:space="preserve">  "match_score": 0.97</w:t>
+      </w:r>
+    </w:p>
+    <w:p>
+      <w:pPr>
+        <w:spacing w:before="0" w:after="120"/>
+        <w:ind w:left="259"/>
+        <w:shd w:val="clear" w:color="auto" w:fill="F4F7F5"/>
+      </w:pPr>
+      <w:r>
+        <w:rPr>
+          <w:rFonts w:ascii="Consolas" w:hAnsi="Consolas"/>
+          <w:sz w:val="18"/>
+          <w:rFonts w:ascii="Consolas" w:hAnsi="Consolas"/>
+        </w:rPr>
+        <w:t>}</w:t>
+      </w:r>
+    </w:p>
+    <w:p>
+      <w:pPr>
+        <w:spacing w:after="0"/>
+      </w:pPr>
+    </w:p>
+    <w:tbl>
+      <w:tblPr>
+        <w:tblStyle w:val="TableGrid"/>
+        <w:tblW w:type="auto" w:w="0"/>
+        <w:jc w:val="center"/>
+        <w:tblLook w:firstColumn="1" w:firstRow="1" w:lastColumn="0" w:lastRow="0" w:noHBand="0" w:noVBand="1" w:val="04A0"/>
+      </w:tblPr>
+      <w:tblGrid>
+        <w:gridCol w:w="4824"/>
+        <w:gridCol w:w="4824"/>
+      </w:tblGrid>
+      <w:tr>
+        <w:tc>
+          <w:tcPr>
+            <w:tcW w:type="dxa" w:w="4824"/>
+            <w:shd w:val="clear" w:color="auto" w:fill="0F6F3F"/>
+          </w:tcPr>
+          <w:p>
+            <w:r>
+              <w:rPr>
+                <w:b/>
+                <w:color w:val="FFFFFF"/>
+                <w:sz w:val="19"/>
+              </w:rPr>
+            </w:r>
+            <w:r>
+              <w:rPr>
+                <w:rFonts w:ascii="Consolas" w:hAnsi="Consolas"/>
+                <w:b/>
+                <w:color w:val="FFFFFF"/>
+                <w:sz w:val="17"/>
+                <w:rFonts w:ascii="Consolas" w:hAnsi="Consolas"/>
+                <w:shd w:val="clear" w:color="auto" w:fill="F4F7F5"/>
+              </w:rPr>
+              <w:t>status</w:t>
+            </w:r>
+          </w:p>
+        </w:tc>
+        <w:tc>
+          <w:tcPr>
+            <w:tcW w:type="dxa" w:w="4824"/>
+            <w:shd w:val="clear" w:color="auto" w:fill="0F6F3F"/>
+          </w:tcPr>
+          <w:p>
+            <w:r>
+              <w:rPr>
+                <w:b/>
+                <w:color w:val="FFFFFF"/>
+                <w:sz w:val="19"/>
+              </w:rPr>
+            </w:r>
+            <w:r>
+              <w:rPr>
+                <w:b/>
+                <w:color w:val="FFFFFF"/>
+                <w:sz w:val="19"/>
+              </w:rPr>
+              <w:t>Meaning</w:t>
+            </w:r>
+          </w:p>
+        </w:tc>
+      </w:tr>
+      <w:tr>
+        <w:tc>
+          <w:tcPr>
+            <w:tcW w:type="dxa" w:w="4824"/>
+          </w:tcPr>
+          <w:p>
+            <w:r>
+              <w:rPr>
+                <w:sz w:val="19"/>
+              </w:rPr>
+            </w:r>
+            <w:r>
+              <w:rPr>
+                <w:rFonts w:ascii="Consolas" w:hAnsi="Consolas"/>
+                <w:sz w:val="17"/>
+                <w:rFonts w:ascii="Consolas" w:hAnsi="Consolas"/>
+                <w:shd w:val="clear" w:color="auto" w:fill="F4F7F5"/>
+              </w:rPr>
+              <w:t>active</w:t>
+            </w:r>
+          </w:p>
+        </w:tc>
+        <w:tc>
+          <w:tcPr>
+            <w:tcW w:type="dxa" w:w="4824"/>
+          </w:tcPr>
+          <w:p>
+            <w:r>
+              <w:rPr>
+                <w:sz w:val="19"/>
+              </w:rPr>
+            </w:r>
+            <w:r>
+              <w:rPr>
+                <w:sz w:val="19"/>
+              </w:rPr>
+              <w:t>Matched, and the visitor is currently signed in</w:t>
+            </w:r>
+          </w:p>
+        </w:tc>
+      </w:tr>
+      <w:tr>
+        <w:tc>
+          <w:tcPr>
+            <w:tcW w:type="dxa" w:w="4824"/>
+          </w:tcPr>
+          <w:p>
+            <w:r>
+              <w:rPr>
+                <w:sz w:val="19"/>
+              </w:rPr>
+            </w:r>
+            <w:r>
+              <w:rPr>
+                <w:rFonts w:ascii="Consolas" w:hAnsi="Consolas"/>
+                <w:sz w:val="17"/>
+                <w:rFonts w:ascii="Consolas" w:hAnsi="Consolas"/>
+                <w:shd w:val="clear" w:color="auto" w:fill="F4F7F5"/>
+              </w:rPr>
+              <w:t>inactive</w:t>
+            </w:r>
+          </w:p>
+        </w:tc>
+        <w:tc>
+          <w:tcPr>
+            <w:tcW w:type="dxa" w:w="4824"/>
+          </w:tcPr>
+          <w:p>
+            <w:r>
+              <w:rPr>
+                <w:sz w:val="19"/>
+              </w:rPr>
+            </w:r>
+            <w:r>
+              <w:rPr>
+                <w:sz w:val="19"/>
+              </w:rPr>
+              <w:t>Matched, but no active visit today</w:t>
+            </w:r>
+          </w:p>
+        </w:tc>
+      </w:tr>
+      <w:tr>
+        <w:tc>
+          <w:tcPr>
+            <w:tcW w:type="dxa" w:w="4824"/>
+          </w:tcPr>
+          <w:p>
+            <w:r>
+              <w:rPr>
+                <w:sz w:val="19"/>
+              </w:rPr>
+            </w:r>
+            <w:r>
+              <w:rPr>
+                <w:rFonts w:ascii="Consolas" w:hAnsi="Consolas"/>
+                <w:sz w:val="17"/>
+                <w:rFonts w:ascii="Consolas" w:hAnsi="Consolas"/>
+                <w:shd w:val="clear" w:color="auto" w:fill="F4F7F5"/>
+              </w:rPr>
+              <w:t>unknown</w:t>
+            </w:r>
+          </w:p>
+        </w:tc>
+        <w:tc>
+          <w:tcPr>
+            <w:tcW w:type="dxa" w:w="4824"/>
+          </w:tcPr>
+          <w:p>
+            <w:r>
+              <w:rPr>
+                <w:sz w:val="19"/>
+              </w:rPr>
+            </w:r>
+            <w:r>
+              <w:rPr>
+                <w:sz w:val="19"/>
+              </w:rPr>
+              <w:t>No matching visitor record</w:t>
+            </w:r>
+          </w:p>
+        </w:tc>
+      </w:tr>
+    </w:tbl>
+    <w:p>
+      <w:pPr>
+        <w:spacing w:after="0"/>
+      </w:pPr>
+    </w:p>
+    <w:p>
+      <w:r>
+        <w:t xml:space="preserve">Deliberately </w:t>
+      </w:r>
+      <w:r>
+        <w:rPr>
+          <w:b/>
+        </w:rPr>
+        <w:t>not</w:t>
+      </w:r>
+      <w:r>
+        <w:t xml:space="preserve"> returned: phone, email, address, ID numbers, organisation, photo URL, or visit history. A test asserts these never appear in the response.</w:t>
+      </w:r>
     </w:p>
     <w:p>
       <w:pPr>
@@ -11534,12 +12748,21 @@
         <w:pStyle w:val="Heading3"/>
       </w:pPr>
       <w:r>
-        <w:t>The algorithm</w:t>
-      </w:r>
-    </w:p>
-    <w:p>
-      <w:r>
-        <w:t>Three fingerprints are computed from the processed portrait:</w:t>
+        <w:t>13.1 The algorithm</w:t>
+      </w:r>
+    </w:p>
+    <w:p>
+      <w:r>
+        <w:t xml:space="preserve">Fingerprints are computed from the </w:t>
+      </w:r>
+      <w:r>
+        <w:rPr>
+          <w:b/>
+        </w:rPr>
+        <w:t>content-cropped, brightness-normalised</w:t>
+      </w:r>
+      <w:r>
+        <w:t xml:space="preserve"> portrait, in three parts of 256 bits each (768 bits total):</w:t>
       </w:r>
     </w:p>
     <w:tbl>
@@ -11679,7 +12902,7 @@
               <w:rPr>
                 <w:sz w:val="19"/>
               </w:rPr>
-              <w:t>Resize to 9×8 grey, compare horizontally adjacent pixels → 64 bits</w:t>
+              <w:t>17×16 grey, compare horizontally adjacent pixels → 256 bits</w:t>
             </w:r>
           </w:p>
         </w:tc>
@@ -11738,7 +12961,7 @@
               <w:rPr>
                 <w:sz w:val="19"/>
               </w:rPr>
-              <w:t>Resize to 8×8 grey, threshold each pixel against the mean → 64 bits</w:t>
+              <w:t>16×16 grey, threshold each pixel against the mean → 256 bits</w:t>
             </w:r>
           </w:p>
         </w:tc>
@@ -11797,7 +13020,7 @@
               <w:rPr>
                 <w:sz w:val="19"/>
               </w:rPr>
-              <w:t>Crop to a centred square, then average hash</w:t>
+              <w:t>Centred square crop, then average hash → 256 bits</w:t>
             </w:r>
           </w:p>
         </w:tc>
@@ -11810,7 +13033,42 @@
     </w:p>
     <w:p>
       <w:r>
-        <w:t xml:space="preserve">They are stored as a </w:t>
+        <w:t>Two preprocessing steps are essential and were added after measuring the original implementation:</w:t>
+      </w:r>
+    </w:p>
+    <w:p>
+      <w:pPr>
+        <w:pStyle w:val="ListNumber"/>
+        <w:spacing w:after="40"/>
+      </w:pPr>
+      <w:r>
+        <w:rPr>
+          <w:b/>
+        </w:rPr>
+        <w:t>`crop_to_content`</w:t>
+      </w:r>
+      <w:r>
+        <w:t xml:space="preserve"> — portraits are pasted onto a white 480×600 canvas, so</w:t>
+      </w:r>
+    </w:p>
+    <w:p>
+      <w:r>
+        <w:t>about a third of the image carries no facial information. Hashing the full canvas lets the background dominate the result.</w:t>
+      </w:r>
+    </w:p>
+    <w:p>
+      <w:pPr>
+        <w:pStyle w:val="ListNumber"/>
+        <w:spacing w:after="40"/>
+      </w:pPr>
+      <w:r>
+        <w:rPr>
+          <w:b/>
+        </w:rPr>
+        <w:t>`normalize_for_hash`</w:t>
+      </w:r>
+      <w:r>
+        <w:t xml:space="preserve"> — </w:t>
       </w:r>
       <w:r>
         <w:rPr>
@@ -11819,11 +13077,40 @@
           <w:rFonts w:ascii="Consolas" w:hAnsi="Consolas"/>
           <w:shd w:val="clear" w:color="auto" w:fill="F4F7F5"/>
         </w:rPr>
-        <w:t>|</w:t>
-      </w:r>
-      <w:r>
-        <w:t xml:space="preserve">-separated bit string in </w:t>
-      </w:r>
+        <w:t>autocontrast</w:t>
+      </w:r>
+      <w:r>
+        <w:t xml:space="preserve"> before hashing, so uniform brightness</w:t>
+      </w:r>
+    </w:p>
+    <w:p>
+      <w:r>
+        <w:t>changes do not produce a completely different hash for the same person.</w:t>
+      </w:r>
+    </w:p>
+    <w:p>
+      <w:r>
+        <w:t xml:space="preserve">Without these, discrimination collapsed entirely: in testing, the original code matched </w:t>
+      </w:r>
+      <w:r>
+        <w:rPr>
+          <w:b/>
+        </w:rPr>
+        <w:t>90 of 90 pairs of different people</w:t>
+      </w:r>
+      <w:r>
+        <w:t>.</w:t>
+      </w:r>
+    </w:p>
+    <w:p>
+      <w:pPr>
+        <w:pStyle w:val="Heading3"/>
+      </w:pPr>
+      <w:r>
+        <w:t>13.2 Matching</w:t>
+      </w:r>
+    </w:p>
+    <w:p>
       <w:r>
         <w:rPr>
           <w:rFonts w:ascii="Consolas" w:hAnsi="Consolas"/>
@@ -11831,10 +13118,67 @@
           <w:rFonts w:ascii="Consolas" w:hAnsi="Consolas"/>
           <w:shd w:val="clear" w:color="auto" w:fill="F4F7F5"/>
         </w:rPr>
-        <w:t>Visitor.face_fingerprint</w:t>
-      </w:r>
-      <w:r>
-        <w:t>.</w:t>
+        <w:t>fingerprint_match_distance(probe, stored)</w:t>
+      </w:r>
+      <w:r>
+        <w:t xml:space="preserve"> returns the </w:t>
+      </w:r>
+      <w:r>
+        <w:rPr>
+          <w:b/>
+        </w:rPr>
+        <w:t>sum</w:t>
+      </w:r>
+      <w:r>
+        <w:t xml:space="preserve"> of the Hamming distances across the three components.</w:t>
+      </w:r>
+    </w:p>
+    <w:p>
+      <w:pPr>
+        <w:spacing w:before="120" w:after="200"/>
+        <w:ind w:left="432"/>
+        <w:pBdr>
+          <w:left w:val="single" w:sz="18" w:color="D9A441"/>
+        </w:pBdr>
+        <w:shd w:val="clear" w:color="auto" w:fill="F4F7F5"/>
+      </w:pPr>
+      <w:r>
+        <w:rPr>
+          <w:b/>
+        </w:rPr>
+        <w:t>Sum, not minimum.</w:t>
+      </w:r>
+      <w:r>
+        <w:t xml:space="preserve"> An earlier version took the minimum across components, which meant a match only needed one component to be close. Three components each scoring ~25 would report 25 instead of ~75, and almost anyone matched. If you refactor this function, preserve the summation.</w:t>
+      </w:r>
+    </w:p>
+    <w:p>
+      <w:r>
+        <w:t>Stored values are prefixed with a version marker (</w:t>
+      </w:r>
+      <w:r>
+        <w:rPr>
+          <w:rFonts w:ascii="Consolas" w:hAnsi="Consolas"/>
+          <w:sz w:val="19"/>
+          <w:rFonts w:ascii="Consolas" w:hAnsi="Consolas"/>
+          <w:shd w:val="clear" w:color="auto" w:fill="F4F7F5"/>
+        </w:rPr>
+        <w:t>v2:</w:t>
+      </w:r>
+      <w:r>
+        <w:t xml:space="preserve">). A value without the current marker returns </w:t>
+      </w:r>
+      <w:r>
+        <w:rPr>
+          <w:rFonts w:ascii="Consolas" w:hAnsi="Consolas"/>
+          <w:sz w:val="19"/>
+          <w:rFonts w:ascii="Consolas" w:hAnsi="Consolas"/>
+          <w:shd w:val="clear" w:color="auto" w:fill="F4F7F5"/>
+        </w:rPr>
+        <w:t>None</w:t>
+      </w:r>
+      <w:r>
+        <w:t>, which signals callers to rebuild it from the saved portrait rather than silently comparing incompatible formats.</w:t>
       </w:r>
     </w:p>
     <w:p>
@@ -11842,73 +13186,230 @@
         <w:pStyle w:val="Heading3"/>
       </w:pPr>
       <w:r>
-        <w:t>Matching</w:t>
-      </w:r>
-    </w:p>
-    <w:p>
-      <w:r>
-        <w:rPr>
-          <w:rFonts w:ascii="Consolas" w:hAnsi="Consolas"/>
-          <w:sz w:val="19"/>
-          <w:rFonts w:ascii="Consolas" w:hAnsi="Consolas"/>
-          <w:shd w:val="clear" w:color="auto" w:fill="F4F7F5"/>
-        </w:rPr>
-        <w:t>fingerprint_match_distance(probe_fingerprints, stored_value)</w:t>
-      </w:r>
-      <w:r>
-        <w:t xml:space="preserve"> returns the minimum </w:t>
+        <w:t>13.3 Measured accuracy</w:t>
+      </w:r>
+    </w:p>
+    <w:p>
+      <w:r>
+        <w:t>On synthetic test faces (768-bit fingerprints, threshold 60):</w:t>
+      </w:r>
+    </w:p>
+    <w:tbl>
+      <w:tblPr>
+        <w:tblStyle w:val="TableGrid"/>
+        <w:tblW w:type="auto" w:w="0"/>
+        <w:jc w:val="center"/>
+        <w:tblLook w:firstColumn="1" w:firstRow="1" w:lastColumn="0" w:lastRow="0" w:noHBand="0" w:noVBand="1" w:val="04A0"/>
+      </w:tblPr>
+      <w:tblGrid>
+        <w:gridCol w:w="4824"/>
+        <w:gridCol w:w="4824"/>
+      </w:tblGrid>
+      <w:tr>
+        <w:tc>
+          <w:tcPr>
+            <w:tcW w:type="dxa" w:w="4824"/>
+            <w:shd w:val="clear" w:color="auto" w:fill="0F6F3F"/>
+          </w:tcPr>
+          <w:p>
+            <w:r>
+              <w:rPr>
+                <w:b/>
+                <w:color w:val="FFFFFF"/>
+                <w:sz w:val="19"/>
+              </w:rPr>
+            </w:r>
+            <w:r>
+              <w:rPr>
+                <w:b/>
+                <w:color w:val="FFFFFF"/>
+                <w:sz w:val="19"/>
+              </w:rPr>
+              <w:t>Comparison</w:t>
+            </w:r>
+          </w:p>
+        </w:tc>
+        <w:tc>
+          <w:tcPr>
+            <w:tcW w:type="dxa" w:w="4824"/>
+            <w:shd w:val="clear" w:color="auto" w:fill="0F6F3F"/>
+          </w:tcPr>
+          <w:p>
+            <w:r>
+              <w:rPr>
+                <w:b/>
+                <w:color w:val="FFFFFF"/>
+                <w:sz w:val="19"/>
+              </w:rPr>
+            </w:r>
+            <w:r>
+              <w:rPr>
+                <w:b/>
+                <w:color w:val="FFFFFF"/>
+                <w:sz w:val="19"/>
+              </w:rPr>
+              <w:t>Distance</w:t>
+            </w:r>
+          </w:p>
+        </w:tc>
+      </w:tr>
+      <w:tr>
+        <w:tc>
+          <w:tcPr>
+            <w:tcW w:type="dxa" w:w="4824"/>
+          </w:tcPr>
+          <w:p>
+            <w:r>
+              <w:rPr>
+                <w:sz w:val="19"/>
+              </w:rPr>
+            </w:r>
+            <w:r>
+              <w:rPr>
+                <w:sz w:val="19"/>
+              </w:rPr>
+              <w:t>Identical image</w:t>
+            </w:r>
+          </w:p>
+        </w:tc>
+        <w:tc>
+          <w:tcPr>
+            <w:tcW w:type="dxa" w:w="4824"/>
+          </w:tcPr>
+          <w:p>
+            <w:r>
+              <w:rPr>
+                <w:sz w:val="19"/>
+              </w:rPr>
+            </w:r>
+            <w:r>
+              <w:rPr>
+                <w:sz w:val="19"/>
+              </w:rPr>
+              <w:t>0</w:t>
+            </w:r>
+          </w:p>
+        </w:tc>
+      </w:tr>
+      <w:tr>
+        <w:tc>
+          <w:tcPr>
+            <w:tcW w:type="dxa" w:w="4824"/>
+          </w:tcPr>
+          <w:p>
+            <w:r>
+              <w:rPr>
+                <w:sz w:val="19"/>
+              </w:rPr>
+            </w:r>
+            <w:r>
+              <w:rPr>
+                <w:sz w:val="19"/>
+              </w:rPr>
+              <w:t>Same person, mild brightness change</w:t>
+            </w:r>
+          </w:p>
+        </w:tc>
+        <w:tc>
+          <w:tcPr>
+            <w:tcW w:type="dxa" w:w="4824"/>
+          </w:tcPr>
+          <w:p>
+            <w:r>
+              <w:rPr>
+                <w:sz w:val="19"/>
+              </w:rPr>
+            </w:r>
+            <w:r>
+              <w:rPr>
+                <w:sz w:val="19"/>
+              </w:rPr>
+              <w:t>up to ~10</w:t>
+            </w:r>
+          </w:p>
+        </w:tc>
+      </w:tr>
+      <w:tr>
+        <w:tc>
+          <w:tcPr>
+            <w:tcW w:type="dxa" w:w="4824"/>
+          </w:tcPr>
+          <w:p>
+            <w:r>
+              <w:rPr>
+                <w:sz w:val="19"/>
+              </w:rPr>
+            </w:r>
+            <w:r>
+              <w:rPr>
+                <w:b/>
+                <w:sz w:val="19"/>
+              </w:rPr>
+              <w:t>Different people</w:t>
+            </w:r>
+          </w:p>
+        </w:tc>
+        <w:tc>
+          <w:tcPr>
+            <w:tcW w:type="dxa" w:w="4824"/>
+          </w:tcPr>
+          <w:p>
+            <w:r>
+              <w:rPr>
+                <w:sz w:val="19"/>
+              </w:rPr>
+            </w:r>
+            <w:r>
+              <w:rPr>
+                <w:b/>
+                <w:sz w:val="19"/>
+              </w:rPr>
+              <w:t>42 or more</w:t>
+            </w:r>
+            <w:r>
+              <w:rPr>
+                <w:sz w:val="19"/>
+              </w:rPr>
+              <w:t xml:space="preserve"> (average ~100)</w:t>
+            </w:r>
+          </w:p>
+        </w:tc>
+      </w:tr>
+    </w:tbl>
+    <w:p>
+      <w:pPr>
+        <w:spacing w:after="0"/>
+      </w:pPr>
+    </w:p>
+    <w:p>
+      <w:r>
+        <w:t xml:space="preserve">With the threshold at 60: </w:t>
       </w:r>
       <w:r>
         <w:rPr>
           <w:b/>
         </w:rPr>
-        <w:t>Hamming distance</w:t>
-      </w:r>
-      <w:r>
-        <w:t xml:space="preserve"> across all probe/stored pairs. Lower is more similar.</w:t>
-      </w:r>
-    </w:p>
-    <w:p>
-      <w:pPr>
-        <w:spacing w:before="120" w:after="0"/>
-        <w:ind w:left="259"/>
-        <w:shd w:val="clear" w:color="auto" w:fill="F4F7F5"/>
-      </w:pPr>
-      <w:r>
-        <w:rPr>
-          <w:rFonts w:ascii="Consolas" w:hAnsi="Consolas"/>
-          <w:sz w:val="18"/>
-          <w:rFonts w:ascii="Consolas" w:hAnsi="Consolas"/>
-        </w:rPr>
-        <w:t>if best and best_distance &lt;= 30:   # of 64 bits</w:t>
-      </w:r>
-    </w:p>
-    <w:p>
-      <w:pPr>
-        <w:spacing w:before="0" w:after="120"/>
-        <w:ind w:left="259"/>
-        <w:shd w:val="clear" w:color="auto" w:fill="F4F7F5"/>
-      </w:pPr>
-      <w:r>
-        <w:rPr>
-          <w:rFonts w:ascii="Consolas" w:hAnsi="Consolas"/>
-          <w:sz w:val="18"/>
-          <w:rFonts w:ascii="Consolas" w:hAnsi="Consolas"/>
-        </w:rPr>
-        <w:t xml:space="preserve">    # reported as a match</w:t>
-      </w:r>
-    </w:p>
-    <w:p>
-      <w:pPr>
-        <w:spacing w:after="0"/>
-      </w:pPr>
+        <w:t>0 false negatives</w:t>
+      </w:r>
+      <w:r>
+        <w:t xml:space="preserve"> and roughly </w:t>
+      </w:r>
+      <w:r>
+        <w:rPr>
+          <w:b/>
+        </w:rPr>
+        <w:t>9% false positives</w:t>
+      </w:r>
+      <w:r>
+        <w:t xml:space="preserve"> on the synthetic set.</w:t>
+      </w:r>
     </w:p>
     <w:p>
       <w:pPr>
         <w:pStyle w:val="Heading3"/>
       </w:pPr>
       <w:r>
-        <w:t>Why this is a weak signal</w:t>
+        <w:t>13.4 Why this is still a weak signal</w:t>
       </w:r>
     </w:p>
     <w:p>
@@ -11923,7 +13424,7 @@
         <w:rPr>
           <w:b/>
         </w:rPr>
-        <w:t>whole-image structure</w:t>
+        <w:t>overall image structure</w:t>
       </w:r>
       <w:r>
         <w:t>, not facial features</w:t>
@@ -11935,7 +13436,7 @@
         <w:spacing w:after="40"/>
       </w:pPr>
       <w:r>
-        <w:t>Similar lighting and background can produce false positives</w:t>
+        <w:t>Similar lighting, pose and background can still produce a false match</w:t>
       </w:r>
     </w:p>
     <w:p>
@@ -11944,7 +13445,7 @@
         <w:spacing w:after="40"/>
       </w:pPr>
       <w:r>
-        <w:t>Different angles or expressions can produce false negatives</w:t>
+        <w:t>Different angles, expressions or strong lighting produce false negatives</w:t>
       </w:r>
     </w:p>
     <w:p>
@@ -11953,7 +13454,21 @@
         <w:spacing w:after="40"/>
       </w:pPr>
       <w:r>
-        <w:t>The threshold (30/64) is a tuned heuristic, not a calibrated metric</w:t>
+        <w:t xml:space="preserve">Brightness </w:t>
+      </w:r>
+      <w:r>
+        <w:rPr>
+          <w:i/>
+        </w:rPr>
+        <w:t>increases</w:t>
+      </w:r>
+      <w:r>
+        <w:t xml:space="preserve"> were observed to cause failures even after</w:t>
+      </w:r>
+    </w:p>
+    <w:p>
+      <w:r>
+        <w:t>normalisation, so it is not lighting-invariant</w:t>
       </w:r>
     </w:p>
     <w:p>
@@ -11962,10 +13477,33 @@
         <w:spacing w:after="40"/>
       </w:pPr>
       <w:r>
+        <w:t xml:space="preserve">The threshold is a tuned heuristic on synthetic data, </w:t>
+      </w:r>
+      <w:r>
         <w:rPr>
           <w:b/>
         </w:rPr>
-        <w:t>It should never be the sole basis for a security decision</w:t>
+        <w:t>not</w:t>
+      </w:r>
+      <w:r>
+        <w:t xml:space="preserve"> a calibrated</w:t>
+      </w:r>
+    </w:p>
+    <w:p>
+      <w:r>
+        <w:t>metric on real faces</w:t>
+      </w:r>
+    </w:p>
+    <w:p>
+      <w:pPr>
+        <w:pStyle w:val="ListBullet"/>
+        <w:spacing w:after="40"/>
+      </w:pPr>
+      <w:r>
+        <w:rPr>
+          <w:b/>
+        </w:rPr>
+        <w:t>It must never be the sole basis for a security decision</w:t>
       </w:r>
     </w:p>
     <w:p>
@@ -11973,7 +13511,7 @@
         <w:pStyle w:val="Heading3"/>
       </w:pPr>
       <w:r>
-        <w:t>Appropriate use</w:t>
+        <w:t>13.5 Appropriate use</w:t>
       </w:r>
     </w:p>
     <w:p>
@@ -11987,7 +13525,105 @@
         <w:t>convenience shortcut</w:t>
       </w:r>
       <w:r>
-        <w:t xml:space="preserve"> for greeting known regular visitors. The reliable path is always searching by phone number. If genuine biometric matching is required, replace this with a proper face-embedding model (for example a FaceNet-style network) and store embeddings with a calibrated distance threshold.</w:t>
+        <w:t xml:space="preserve"> for greeting known regular visitors, and for the department verification station it should be treated as a helpful indicator only. The reliable path is always searching by phone number at reception.</w:t>
+      </w:r>
+    </w:p>
+    <w:p>
+      <w:r>
+        <w:t>If genuine biometric matching is required, replace this with a proper face embedding model (for example a FaceNet-style network), store embeddings, and calibrate a distance threshold against real data.</w:t>
+      </w:r>
+    </w:p>
+    <w:p>
+      <w:pPr>
+        <w:pStyle w:val="Heading3"/>
+      </w:pPr>
+      <w:r>
+        <w:t>13.6 Changing the algorithm</w:t>
+      </w:r>
+    </w:p>
+    <w:p>
+      <w:r>
+        <w:t>The seams are:</w:t>
+      </w:r>
+    </w:p>
+    <w:p>
+      <w:pPr>
+        <w:pStyle w:val="ListBullet"/>
+        <w:spacing w:after="40"/>
+      </w:pPr>
+      <w:r>
+        <w:rPr>
+          <w:rFonts w:ascii="Consolas" w:hAnsi="Consolas"/>
+          <w:sz w:val="19"/>
+          <w:rFonts w:ascii="Consolas" w:hAnsi="Consolas"/>
+          <w:shd w:val="clear" w:color="auto" w:fill="F4F7F5"/>
+        </w:rPr>
+        <w:t>portrait_fingerprints(img)</w:t>
+      </w:r>
+      <w:r>
+        <w:t xml:space="preserve"> — produces the stored representation</w:t>
+      </w:r>
+    </w:p>
+    <w:p>
+      <w:pPr>
+        <w:pStyle w:val="ListBullet"/>
+        <w:spacing w:after="40"/>
+      </w:pPr>
+      <w:r>
+        <w:rPr>
+          <w:rFonts w:ascii="Consolas" w:hAnsi="Consolas"/>
+          <w:sz w:val="19"/>
+          <w:rFonts w:ascii="Consolas" w:hAnsi="Consolas"/>
+          <w:shd w:val="clear" w:color="auto" w:fill="F4F7F5"/>
+        </w:rPr>
+        <w:t>fingerprint_match_distance(probe, stored)</w:t>
+      </w:r>
+      <w:r>
+        <w:t xml:space="preserve"> — scores a candidate</w:t>
+      </w:r>
+    </w:p>
+    <w:p>
+      <w:pPr>
+        <w:pStyle w:val="ListBullet"/>
+        <w:spacing w:after="40"/>
+      </w:pPr>
+      <w:r>
+        <w:rPr>
+          <w:rFonts w:ascii="Consolas" w:hAnsi="Consolas"/>
+          <w:sz w:val="19"/>
+          <w:rFonts w:ascii="Consolas" w:hAnsi="Consolas"/>
+          <w:shd w:val="clear" w:color="auto" w:fill="F4F7F5"/>
+        </w:rPr>
+        <w:t>FINGERPRINT_MATCH_THRESHOLD</w:t>
+      </w:r>
+      <w:r>
+        <w:t xml:space="preserve"> — the accept/reject boundary</w:t>
+      </w:r>
+    </w:p>
+    <w:p>
+      <w:r>
+        <w:t xml:space="preserve">After changing any of these, </w:t>
+      </w:r>
+      <w:r>
+        <w:rPr>
+          <w:b/>
+        </w:rPr>
+        <w:t>bump `FINGERPRINT_VERSION`</w:t>
+      </w:r>
+      <w:r>
+        <w:t xml:space="preserve"> so old values are rejected and rebuilt, then call </w:t>
+      </w:r>
+      <w:r>
+        <w:rPr>
+          <w:rFonts w:ascii="Consolas" w:hAnsi="Consolas"/>
+          <w:sz w:val="19"/>
+          <w:rFonts w:ascii="Consolas" w:hAnsi="Consolas"/>
+          <w:shd w:val="clear" w:color="auto" w:fill="F4F7F5"/>
+        </w:rPr>
+        <w:t>/api/visitors/rebuild-face-index</w:t>
+      </w:r>
+      <w:r>
+        <w:t>.</w:t>
       </w:r>
     </w:p>
     <w:p>

--- a/docs/TECHNICAL_DOCUMENTATION.docx
+++ b/docs/TECHNICAL_DOCUMENTATION.docx
@@ -16951,18 +16951,113 @@
     </w:p>
     <w:p>
       <w:pPr>
-        <w:spacing w:before="80" w:after="160"/>
-        <w:pBdr>
-          <w:bottom w:val="single" w:sz="6" w:color="DCE5DF"/>
-        </w:pBdr>
-      </w:pPr>
-    </w:p>
-    <w:p>
-      <w:pPr>
-        <w:pStyle w:val="Heading2"/>
-      </w:pPr>
-      <w:r>
-        <w:t>19. Troubleshooting for Developers</w:t>
+        <w:pStyle w:val="Heading3"/>
+      </w:pPr>
+      <w:r>
+        <w:t>18.1 The ngrok tunnel lifecycle</w:t>
+      </w:r>
+    </w:p>
+    <w:p>
+      <w:r>
+        <w:t xml:space="preserve">Ngrok support is optional and off by default. When enabled, the tunnel is started from </w:t>
+      </w:r>
+      <w:r>
+        <w:rPr>
+          <w:rFonts w:ascii="Consolas" w:hAnsi="Consolas"/>
+          <w:sz w:val="19"/>
+          <w:rFonts w:ascii="Consolas" w:hAnsi="Consolas"/>
+          <w:shd w:val="clear" w:color="auto" w:fill="F4F7F5"/>
+        </w:rPr>
+        <w:t>__main__</w:t>
+      </w:r>
+      <w:r>
+        <w:t xml:space="preserve"> and the agent must be cleaned up when the process ends.</w:t>
+      </w:r>
+    </w:p>
+    <w:p>
+      <w:r>
+        <w:rPr>
+          <w:b/>
+        </w:rPr>
+        <w:t>The failure mode.</w:t>
+      </w:r>
+      <w:r>
+        <w:t xml:space="preserve"> A reserved ngrok domain can be claimed by only </w:t>
+      </w:r>
+      <w:r>
+        <w:rPr>
+          <w:b/>
+        </w:rPr>
+        <w:t>one agent at a time</w:t>
+      </w:r>
+      <w:r>
+        <w:t>. If a previous run's agent is still alive, the next start fails:</w:t>
+      </w:r>
+    </w:p>
+    <w:p>
+      <w:pPr>
+        <w:spacing w:before="120" w:after="120"/>
+        <w:ind w:left="259"/>
+        <w:shd w:val="clear" w:color="auto" w:fill="F4F7F5"/>
+      </w:pPr>
+      <w:r>
+        <w:rPr>
+          <w:rFonts w:ascii="Consolas" w:hAnsi="Consolas"/>
+          <w:sz w:val="18"/>
+          <w:rFonts w:ascii="Consolas" w:hAnsi="Consolas"/>
+        </w:rPr>
+        <w:t>ERR_NGROK_334: The endpoint 'https://…ngrok-free.dev' is already online.</w:t>
+      </w:r>
+    </w:p>
+    <w:p>
+      <w:pPr>
+        <w:spacing w:after="0"/>
+      </w:pPr>
+    </w:p>
+    <w:p>
+      <w:r>
+        <w:t xml:space="preserve">This is easy to trigger: the Flask reloader spawns a parent and a child process, so a naive implementation starts </w:t>
+      </w:r>
+      <w:r>
+        <w:rPr>
+          <w:b/>
+        </w:rPr>
+        <w:t>two</w:t>
+      </w:r>
+      <w:r>
+        <w:t xml:space="preserve"> agents, and a server stopped with </w:t>
+      </w:r>
+      <w:r>
+        <w:rPr>
+          <w:rFonts w:ascii="Consolas" w:hAnsi="Consolas"/>
+          <w:sz w:val="19"/>
+          <w:rFonts w:ascii="Consolas" w:hAnsi="Consolas"/>
+          <w:shd w:val="clear" w:color="auto" w:fill="F4F7F5"/>
+        </w:rPr>
+        <w:t>kill</w:t>
+      </w:r>
+      <w:r>
+        <w:t xml:space="preserve"> or </w:t>
+      </w:r>
+      <w:r>
+        <w:rPr>
+          <w:rFonts w:ascii="Consolas" w:hAnsi="Consolas"/>
+          <w:sz w:val="19"/>
+          <w:rFonts w:ascii="Consolas" w:hAnsi="Consolas"/>
+          <w:shd w:val="clear" w:color="auto" w:fill="F4F7F5"/>
+        </w:rPr>
+        <w:t>pkill</w:t>
+      </w:r>
+      <w:r>
+        <w:t xml:space="preserve"> leaves its agent orphaned.</w:t>
+      </w:r>
+    </w:p>
+    <w:p>
+      <w:r>
+        <w:rPr>
+          <w:b/>
+        </w:rPr>
+        <w:t>How the current code handles it:</w:t>
       </w:r>
     </w:p>
     <w:tbl>
@@ -16996,7 +17091,7 @@
                 <w:color w:val="FFFFFF"/>
                 <w:sz w:val="19"/>
               </w:rPr>
-              <w:t>Symptom</w:t>
+              <w:t>Concern</w:t>
             </w:r>
           </w:p>
         </w:tc>
@@ -17019,7 +17114,7 @@
                 <w:color w:val="FFFFFF"/>
                 <w:sz w:val="19"/>
               </w:rPr>
-              <w:t>Likely cause</w:t>
+              <w:t>Handling</w:t>
             </w:r>
           </w:p>
         </w:tc>
@@ -17039,7 +17134,7 @@
               <w:rPr>
                 <w:sz w:val="19"/>
               </w:rPr>
-              <w:t>Data changes in one script but not the running app</w:t>
+              <w:t>Duplicate agents from the reloader</w:t>
             </w:r>
           </w:p>
         </w:tc>
@@ -17057,7 +17152,7 @@
               <w:rPr>
                 <w:sz w:val="19"/>
               </w:rPr>
-              <w:t xml:space="preserve">Two databases — see §9. Check </w:t>
+              <w:t>Only the child (</w:t>
             </w:r>
             <w:r>
               <w:rPr>
@@ -17066,18 +17161,36 @@
                 <w:rFonts w:ascii="Consolas" w:hAnsi="Consolas"/>
                 <w:shd w:val="clear" w:color="auto" w:fill="F4F7F5"/>
               </w:rPr>
-              <w:t>app.instance_path</w:t>
-            </w:r>
-            <w:r>
-              <w:rPr>
-                <w:sz w:val="19"/>
-              </w:rPr>
-              <w:t>.</w:t>
+              <w:t>WERKZEUG_RUN_MAIN=true</w:t>
+            </w:r>
+            <w:r>
+              <w:rPr>
+                <w:sz w:val="19"/>
+              </w:rPr>
+              <w:t>) starts a tunnel</w:t>
             </w:r>
           </w:p>
         </w:tc>
       </w:tr>
       <w:tr>
+        <w:tc>
+          <w:tcPr>
+            <w:tcW w:type="dxa" w:w="4824"/>
+          </w:tcPr>
+          <w:p>
+            <w:r>
+              <w:rPr>
+                <w:sz w:val="19"/>
+              </w:rPr>
+            </w:r>
+            <w:r>
+              <w:rPr>
+                <w:sz w:val="19"/>
+              </w:rPr>
+              <w:t>Tunnels left by a previous run</w:t>
+            </w:r>
+          </w:p>
+        </w:tc>
         <w:tc>
           <w:tcPr>
             <w:tcW w:type="dxa" w:w="4824"/>
@@ -17095,10 +17208,18 @@
                 <w:rFonts w:ascii="Consolas" w:hAnsi="Consolas"/>
                 <w:shd w:val="clear" w:color="auto" w:fill="F4F7F5"/>
               </w:rPr>
-              <w:t>Port 5100 is in use</w:t>
-            </w:r>
-          </w:p>
-        </w:tc>
+              <w:t>start_ngrok_tunnel</w:t>
+            </w:r>
+            <w:r>
+              <w:rPr>
+                <w:sz w:val="19"/>
+              </w:rPr>
+              <w:t xml:space="preserve"> disconnects existing tunnels first</w:t>
+            </w:r>
+          </w:p>
+        </w:tc>
+      </w:tr>
+      <w:tr>
         <w:tc>
           <w:tcPr>
             <w:tcW w:type="dxa" w:w="4824"/>
@@ -17113,7 +17234,19 @@
               <w:rPr>
                 <w:sz w:val="19"/>
               </w:rPr>
-              <w:t xml:space="preserve">Another instance is running. Set </w:t>
+              <w:t>Clean exit</w:t>
+            </w:r>
+          </w:p>
+        </w:tc>
+        <w:tc>
+          <w:tcPr>
+            <w:tcW w:type="dxa" w:w="4824"/>
+          </w:tcPr>
+          <w:p>
+            <w:r>
+              <w:rPr>
+                <w:sz w:val="19"/>
+              </w:rPr>
             </w:r>
             <w:r>
               <w:rPr>
@@ -17122,13 +17255,13 @@
                 <w:rFonts w:ascii="Consolas" w:hAnsi="Consolas"/>
                 <w:shd w:val="clear" w:color="auto" w:fill="F4F7F5"/>
               </w:rPr>
-              <w:t>PORT=5199</w:t>
-            </w:r>
-            <w:r>
-              <w:rPr>
-                <w:sz w:val="19"/>
-              </w:rPr>
-              <w:t>.</w:t>
+              <w:t>atexit</w:t>
+            </w:r>
+            <w:r>
+              <w:rPr>
+                <w:sz w:val="19"/>
+              </w:rPr>
+              <w:t xml:space="preserve"> handler</w:t>
             </w:r>
           </w:p>
         </w:tc>
@@ -17151,13 +17284,13 @@
                 <w:rFonts w:ascii="Consolas" w:hAnsi="Consolas"/>
                 <w:shd w:val="clear" w:color="auto" w:fill="F4F7F5"/>
               </w:rPr>
-              <w:t>favicon.ico</w:t>
-            </w:r>
-            <w:r>
-              <w:rPr>
-                <w:sz w:val="19"/>
-              </w:rPr>
-              <w:t xml:space="preserve"> 404 in </w:t>
+              <w:t>SIGTERM</w:t>
+            </w:r>
+            <w:r>
+              <w:rPr>
+                <w:sz w:val="19"/>
+              </w:rPr>
+              <w:t xml:space="preserve"> / </w:t>
             </w:r>
             <w:r>
               <w:rPr>
@@ -17166,31 +17299,13 @@
                 <w:rFonts w:ascii="Consolas" w:hAnsi="Consolas"/>
                 <w:shd w:val="clear" w:color="auto" w:fill="F4F7F5"/>
               </w:rPr>
-              <w:t>base.html</w:t>
-            </w:r>
-            <w:r>
-              <w:rPr>
-                <w:sz w:val="19"/>
-              </w:rPr>
-              <w:t xml:space="preserve"> pages</w:t>
-            </w:r>
-          </w:p>
-        </w:tc>
-        <w:tc>
-          <w:tcPr>
-            <w:tcW w:type="dxa" w:w="4824"/>
-          </w:tcPr>
-          <w:p>
-            <w:r>
-              <w:rPr>
-                <w:sz w:val="19"/>
-              </w:rPr>
-            </w:r>
-            <w:r>
-              <w:rPr>
-                <w:sz w:val="19"/>
-              </w:rPr>
-              <w:t xml:space="preserve">Expected; only </w:t>
+              <w:t>SIGINT</w:t>
+            </w:r>
+            <w:r>
+              <w:rPr>
+                <w:sz w:val="19"/>
+              </w:rPr>
+              <w:t xml:space="preserve"> (Ctrl+C, </w:t>
             </w:r>
             <w:r>
               <w:rPr>
@@ -17199,27 +17314,13 @@
                 <w:rFonts w:ascii="Consolas" w:hAnsi="Consolas"/>
                 <w:shd w:val="clear" w:color="auto" w:fill="F4F7F5"/>
               </w:rPr>
-              <w:t>login.html</w:t>
-            </w:r>
-            <w:r>
-              <w:rPr>
-                <w:sz w:val="19"/>
-              </w:rPr>
-              <w:t xml:space="preserve"> declares an icon</w:t>
-            </w:r>
-          </w:p>
-        </w:tc>
-      </w:tr>
-      <w:tr>
-        <w:tc>
-          <w:tcPr>
-            <w:tcW w:type="dxa" w:w="4824"/>
-          </w:tcPr>
-          <w:p>
-            <w:r>
-              <w:rPr>
-                <w:sz w:val="19"/>
-              </w:rPr>
+              <w:t>kill</w:t>
+            </w:r>
+            <w:r>
+              <w:rPr>
+                <w:sz w:val="19"/>
+              </w:rPr>
+              <w:t xml:space="preserve">, </w:t>
             </w:r>
             <w:r>
               <w:rPr>
@@ -17228,7 +17329,13 @@
                 <w:rFonts w:ascii="Consolas" w:hAnsi="Consolas"/>
                 <w:shd w:val="clear" w:color="auto" w:fill="F4F7F5"/>
               </w:rPr>
-              <w:t>DeprecationWarning: datetime.utcnow()</w:t>
+              <w:t>pkill</w:t>
+            </w:r>
+            <w:r>
+              <w:rPr>
+                <w:sz w:val="19"/>
+              </w:rPr>
+              <w:t>)</w:t>
             </w:r>
           </w:p>
         </w:tc>
@@ -17246,39 +17353,7 @@
               <w:rPr>
                 <w:sz w:val="19"/>
               </w:rPr>
-              <w:t>Python 3.12; see limitations</w:t>
-            </w:r>
-          </w:p>
-        </w:tc>
-      </w:tr>
-      <w:tr>
-        <w:tc>
-          <w:tcPr>
-            <w:tcW w:type="dxa" w:w="4824"/>
-          </w:tcPr>
-          <w:p>
-            <w:r>
-              <w:rPr>
-                <w:sz w:val="19"/>
-              </w:rPr>
-            </w:r>
-            <w:r>
-              <w:rPr>
-                <w:sz w:val="19"/>
-              </w:rPr>
-              <w:t>Tables missing after a schema change</w:t>
-            </w:r>
-          </w:p>
-        </w:tc>
-        <w:tc>
-          <w:tcPr>
-            <w:tcW w:type="dxa" w:w="4824"/>
-          </w:tcPr>
-          <w:p>
-            <w:r>
-              <w:rPr>
-                <w:sz w:val="19"/>
-              </w:rPr>
+              <w:t xml:space="preserve">Explicit signal handlers — </w:t>
             </w:r>
             <w:r>
               <w:rPr>
@@ -17287,26 +17362,26 @@
                 <w:rFonts w:ascii="Consolas" w:hAnsi="Consolas"/>
                 <w:shd w:val="clear" w:color="auto" w:fill="F4F7F5"/>
               </w:rPr>
-              <w:t>migrate_database()</w:t>
-            </w:r>
-            <w:r>
-              <w:rPr>
-                <w:sz w:val="19"/>
-              </w:rPr>
-              <w:t xml:space="preserve"> only </w:t>
-            </w:r>
-            <w:r>
-              <w:rPr>
-                <w:i/>
-                <w:sz w:val="19"/>
-              </w:rPr>
-              <w:t>adds</w:t>
-            </w:r>
-            <w:r>
-              <w:rPr>
-                <w:sz w:val="19"/>
-              </w:rPr>
-              <w:t xml:space="preserve"> columns</w:t>
+              <w:t>atexit</w:t>
+            </w:r>
+            <w:r>
+              <w:rPr>
+                <w:sz w:val="19"/>
+              </w:rPr>
+              <w:t xml:space="preserve"> does </w:t>
+            </w:r>
+            <w:r>
+              <w:rPr>
+                <w:b/>
+                <w:sz w:val="19"/>
+              </w:rPr>
+              <w:t>not</w:t>
+            </w:r>
+            <w:r>
+              <w:rPr>
+                <w:sz w:val="19"/>
+              </w:rPr>
+              <w:t xml:space="preserve"> run on signals</w:t>
             </w:r>
           </w:p>
         </w:tc>
@@ -17326,7 +17401,7 @@
               <w:rPr>
                 <w:sz w:val="19"/>
               </w:rPr>
-              <w:t>QR image not updating</w:t>
+              <w:t>Unhelpful raw errors</w:t>
             </w:r>
           </w:p>
         </w:tc>
@@ -17339,12 +17414,6 @@
               <w:rPr>
                 <w:sz w:val="19"/>
               </w:rPr>
-            </w:r>
-            <w:r>
-              <w:rPr>
-                <w:sz w:val="19"/>
-              </w:rPr>
-              <w:t xml:space="preserve">Old </w:t>
             </w:r>
             <w:r>
               <w:rPr>
@@ -17353,13 +17422,335 @@
                 <w:rFonts w:ascii="Consolas" w:hAnsi="Consolas"/>
                 <w:shd w:val="clear" w:color="auto" w:fill="F4F7F5"/>
               </w:rPr>
-              <w:t>visit_*.png</w:t>
-            </w:r>
-            <w:r>
-              <w:rPr>
-                <w:sz w:val="19"/>
-              </w:rPr>
-              <w:t xml:space="preserve"> files persist in </w:t>
+              <w:t>ERR_NGROK_334</w:t>
+            </w:r>
+            <w:r>
+              <w:rPr>
+                <w:sz w:val="19"/>
+              </w:rPr>
+              <w:t xml:space="preserve"> and auth failures print an actionable message</w:t>
+            </w:r>
+          </w:p>
+        </w:tc>
+      </w:tr>
+    </w:tbl>
+    <w:p>
+      <w:pPr>
+        <w:spacing w:after="0"/>
+      </w:pPr>
+    </w:p>
+    <w:p>
+      <w:pPr>
+        <w:spacing w:before="120" w:after="200"/>
+        <w:ind w:left="432"/>
+        <w:pBdr>
+          <w:left w:val="single" w:sz="18" w:color="D9A441"/>
+        </w:pBdr>
+        <w:shd w:val="clear" w:color="auto" w:fill="F4F7F5"/>
+      </w:pPr>
+      <w:r>
+        <w:rPr>
+          <w:b/>
+        </w:rPr>
+        <w:t>Why signal handlers are required:</w:t>
+      </w:r>
+      <w:r>
+        <w:t xml:space="preserve"> </w:t>
+      </w:r>
+      <w:r>
+        <w:rPr>
+          <w:rFonts w:ascii="Consolas" w:hAnsi="Consolas"/>
+          <w:sz w:val="19"/>
+          <w:rFonts w:ascii="Consolas" w:hAnsi="Consolas"/>
+          <w:shd w:val="clear" w:color="auto" w:fill="F4F7F5"/>
+        </w:rPr>
+        <w:t>atexit</w:t>
+      </w:r>
+      <w:r>
+        <w:t xml:space="preserve"> only runs on normal interpreter shutdown. A server is almost always stopped with a signal, so relying on </w:t>
+      </w:r>
+      <w:r>
+        <w:rPr>
+          <w:rFonts w:ascii="Consolas" w:hAnsi="Consolas"/>
+          <w:sz w:val="19"/>
+          <w:rFonts w:ascii="Consolas" w:hAnsi="Consolas"/>
+          <w:shd w:val="clear" w:color="auto" w:fill="F4F7F5"/>
+        </w:rPr>
+        <w:t>atexit</w:t>
+      </w:r>
+      <w:r>
+        <w:t xml:space="preserve"> alone leaves the agent running.</w:t>
+      </w:r>
+    </w:p>
+    <w:p>
+      <w:r>
+        <w:rPr>
+          <w:b/>
+        </w:rPr>
+        <w:t>If you still hit `ERR_NGROK_334`</w:t>
+      </w:r>
+      <w:r>
+        <w:t>, a foreign agent holds the domain:</w:t>
+      </w:r>
+    </w:p>
+    <w:p>
+      <w:pPr>
+        <w:spacing w:before="120" w:after="0"/>
+        <w:ind w:left="259"/>
+        <w:shd w:val="clear" w:color="auto" w:fill="F4F7F5"/>
+      </w:pPr>
+      <w:r>
+        <w:rPr>
+          <w:rFonts w:ascii="Consolas" w:hAnsi="Consolas"/>
+          <w:sz w:val="18"/>
+          <w:rFonts w:ascii="Consolas" w:hAnsi="Consolas"/>
+        </w:rPr>
+        <w:t>pkill -f ngrok</w:t>
+      </w:r>
+    </w:p>
+    <w:p>
+      <w:pPr>
+        <w:spacing w:before="0" w:after="0"/>
+        <w:ind w:left="259"/>
+        <w:shd w:val="clear" w:color="auto" w:fill="F4F7F5"/>
+      </w:pPr>
+      <w:r>
+        <w:rPr>
+          <w:rFonts w:ascii="Consolas" w:hAnsi="Consolas"/>
+          <w:sz w:val="18"/>
+          <w:rFonts w:ascii="Consolas" w:hAnsi="Consolas"/>
+        </w:rPr>
+        <w:t># confirm it is gone</w:t>
+      </w:r>
+    </w:p>
+    <w:p>
+      <w:pPr>
+        <w:spacing w:before="0" w:after="0"/>
+        <w:ind w:left="259"/>
+        <w:shd w:val="clear" w:color="auto" w:fill="F4F7F5"/>
+      </w:pPr>
+      <w:r>
+        <w:rPr>
+          <w:rFonts w:ascii="Consolas" w:hAnsi="Consolas"/>
+          <w:sz w:val="18"/>
+          <w:rFonts w:ascii="Consolas" w:hAnsi="Consolas"/>
+        </w:rPr>
+        <w:t>ps aux | grep "[n]grok"</w:t>
+      </w:r>
+    </w:p>
+    <w:p>
+      <w:pPr>
+        <w:spacing w:before="0" w:after="0"/>
+        <w:ind w:left="259"/>
+        <w:shd w:val="clear" w:color="auto" w:fill="F4F7F5"/>
+      </w:pPr>
+      <w:r>
+        <w:rPr>
+          <w:rFonts w:ascii="Consolas" w:hAnsi="Consolas"/>
+          <w:sz w:val="18"/>
+          <w:rFonts w:ascii="Consolas" w:hAnsi="Consolas"/>
+        </w:rPr>
+        <w:t># the local agent API should also be free</w:t>
+      </w:r>
+    </w:p>
+    <w:p>
+      <w:pPr>
+        <w:spacing w:before="0" w:after="120"/>
+        <w:ind w:left="259"/>
+        <w:shd w:val="clear" w:color="auto" w:fill="F4F7F5"/>
+      </w:pPr>
+      <w:r>
+        <w:rPr>
+          <w:rFonts w:ascii="Consolas" w:hAnsi="Consolas"/>
+          <w:sz w:val="18"/>
+          <w:rFonts w:ascii="Consolas" w:hAnsi="Consolas"/>
+        </w:rPr>
+        <w:t>ss -ltn | grep 4040</w:t>
+      </w:r>
+    </w:p>
+    <w:p>
+      <w:pPr>
+        <w:spacing w:after="0"/>
+      </w:pPr>
+    </w:p>
+    <w:p>
+      <w:r>
+        <w:rPr>
+          <w:b/>
+        </w:rPr>
+        <w:t>Diagnostics.</w:t>
+      </w:r>
+      <w:r>
+        <w:t xml:space="preserve"> The ngrok agent exposes a local API on port 4040:</w:t>
+      </w:r>
+    </w:p>
+    <w:p>
+      <w:pPr>
+        <w:spacing w:before="120" w:after="120"/>
+        <w:ind w:left="259"/>
+        <w:shd w:val="clear" w:color="auto" w:fill="F4F7F5"/>
+      </w:pPr>
+      <w:r>
+        <w:rPr>
+          <w:rFonts w:ascii="Consolas" w:hAnsi="Consolas"/>
+          <w:sz w:val="18"/>
+          <w:rFonts w:ascii="Consolas" w:hAnsi="Consolas"/>
+        </w:rPr>
+        <w:t>curl -s http://127.0.0.1:4040/api/tunnels</w:t>
+      </w:r>
+    </w:p>
+    <w:p>
+      <w:pPr>
+        <w:spacing w:after="0"/>
+      </w:pPr>
+    </w:p>
+    <w:p>
+      <w:r>
+        <w:t xml:space="preserve">This shows the live tunnel, its public URL, and — importantly — the </w:t>
+      </w:r>
+      <w:r>
+        <w:rPr>
+          <w:b/>
+        </w:rPr>
+        <w:t>local address it forwards to</w:t>
+      </w:r>
+      <w:r>
+        <w:t xml:space="preserve">. If that address points at a dead port (for example </w:t>
+      </w:r>
+      <w:r>
+        <w:rPr>
+          <w:rFonts w:ascii="Consolas" w:hAnsi="Consolas"/>
+          <w:sz w:val="19"/>
+          <w:rFonts w:ascii="Consolas" w:hAnsi="Consolas"/>
+          <w:shd w:val="clear" w:color="auto" w:fill="F4F7F5"/>
+        </w:rPr>
+        <w:t>localhost:5101</w:t>
+      </w:r>
+      <w:r>
+        <w:t xml:space="preserve"> while the app runs on </w:t>
+      </w:r>
+      <w:r>
+        <w:rPr>
+          <w:rFonts w:ascii="Consolas" w:hAnsi="Consolas"/>
+          <w:sz w:val="19"/>
+          <w:rFonts w:ascii="Consolas" w:hAnsi="Consolas"/>
+          <w:shd w:val="clear" w:color="auto" w:fill="F4F7F5"/>
+        </w:rPr>
+        <w:t>5100</w:t>
+      </w:r>
+      <w:r>
+        <w:t>), the tunnel will appear to work but every request will fail.</w:t>
+      </w:r>
+    </w:p>
+    <w:p>
+      <w:pPr>
+        <w:spacing w:before="80" w:after="160"/>
+        <w:pBdr>
+          <w:bottom w:val="single" w:sz="6" w:color="DCE5DF"/>
+        </w:pBdr>
+      </w:pPr>
+    </w:p>
+    <w:p>
+      <w:pPr>
+        <w:pStyle w:val="Heading2"/>
+      </w:pPr>
+      <w:r>
+        <w:t>19. Troubleshooting for Developers</w:t>
+      </w:r>
+    </w:p>
+    <w:tbl>
+      <w:tblPr>
+        <w:tblStyle w:val="TableGrid"/>
+        <w:tblW w:type="auto" w:w="0"/>
+        <w:jc w:val="center"/>
+        <w:tblLook w:firstColumn="1" w:firstRow="1" w:lastColumn="0" w:lastRow="0" w:noHBand="0" w:noVBand="1" w:val="04A0"/>
+      </w:tblPr>
+      <w:tblGrid>
+        <w:gridCol w:w="4824"/>
+        <w:gridCol w:w="4824"/>
+      </w:tblGrid>
+      <w:tr>
+        <w:tc>
+          <w:tcPr>
+            <w:tcW w:type="dxa" w:w="4824"/>
+            <w:shd w:val="clear" w:color="auto" w:fill="0F6F3F"/>
+          </w:tcPr>
+          <w:p>
+            <w:r>
+              <w:rPr>
+                <w:b/>
+                <w:color w:val="FFFFFF"/>
+                <w:sz w:val="19"/>
+              </w:rPr>
+            </w:r>
+            <w:r>
+              <w:rPr>
+                <w:b/>
+                <w:color w:val="FFFFFF"/>
+                <w:sz w:val="19"/>
+              </w:rPr>
+              <w:t>Symptom</w:t>
+            </w:r>
+          </w:p>
+        </w:tc>
+        <w:tc>
+          <w:tcPr>
+            <w:tcW w:type="dxa" w:w="4824"/>
+            <w:shd w:val="clear" w:color="auto" w:fill="0F6F3F"/>
+          </w:tcPr>
+          <w:p>
+            <w:r>
+              <w:rPr>
+                <w:b/>
+                <w:color w:val="FFFFFF"/>
+                <w:sz w:val="19"/>
+              </w:rPr>
+            </w:r>
+            <w:r>
+              <w:rPr>
+                <w:b/>
+                <w:color w:val="FFFFFF"/>
+                <w:sz w:val="19"/>
+              </w:rPr>
+              <w:t>Likely cause</w:t>
+            </w:r>
+          </w:p>
+        </w:tc>
+      </w:tr>
+      <w:tr>
+        <w:tc>
+          <w:tcPr>
+            <w:tcW w:type="dxa" w:w="4824"/>
+          </w:tcPr>
+          <w:p>
+            <w:r>
+              <w:rPr>
+                <w:sz w:val="19"/>
+              </w:rPr>
+            </w:r>
+            <w:r>
+              <w:rPr>
+                <w:sz w:val="19"/>
+              </w:rPr>
+              <w:t>Data changes in one script but not the running app</w:t>
+            </w:r>
+          </w:p>
+        </w:tc>
+        <w:tc>
+          <w:tcPr>
+            <w:tcW w:type="dxa" w:w="4824"/>
+          </w:tcPr>
+          <w:p>
+            <w:r>
+              <w:rPr>
+                <w:sz w:val="19"/>
+              </w:rPr>
+            </w:r>
+            <w:r>
+              <w:rPr>
+                <w:sz w:val="19"/>
+              </w:rPr>
+              <w:t xml:space="preserve">Two databases — see §9. Check </w:t>
             </w:r>
             <w:r>
               <w:rPr>
@@ -17368,7 +17759,13 @@
                 <w:rFonts w:ascii="Consolas" w:hAnsi="Consolas"/>
                 <w:shd w:val="clear" w:color="auto" w:fill="F4F7F5"/>
               </w:rPr>
-              <w:t>static/img/</w:t>
+              <w:t>app.instance_path</w:t>
+            </w:r>
+            <w:r>
+              <w:rPr>
+                <w:sz w:val="19"/>
+              </w:rPr>
+              <w:t>.</w:t>
             </w:r>
           </w:p>
         </w:tc>
@@ -17383,12 +17780,6 @@
               <w:rPr>
                 <w:sz w:val="19"/>
               </w:rPr>
-            </w:r>
-            <w:r>
-              <w:rPr>
-                <w:sz w:val="19"/>
-              </w:rPr>
-              <w:t xml:space="preserve">JS errors around </w:t>
             </w:r>
             <w:r>
               <w:rPr>
@@ -17397,13 +17788,7 @@
                 <w:rFonts w:ascii="Consolas" w:hAnsi="Consolas"/>
                 <w:shd w:val="clear" w:color="auto" w:fill="F4F7F5"/>
               </w:rPr>
-              <w:t>{% if %}</w:t>
-            </w:r>
-            <w:r>
-              <w:rPr>
-                <w:sz w:val="19"/>
-              </w:rPr>
-              <w:t xml:space="preserve"> in templates</w:t>
+              <w:t>Port 5100 is in use</w:t>
             </w:r>
           </w:p>
         </w:tc>
@@ -17421,45 +17806,7 @@
               <w:rPr>
                 <w:sz w:val="19"/>
               </w:rPr>
-              <w:t>The JS language server cannot parse Jinja; harmless</w:t>
-            </w:r>
-          </w:p>
-        </w:tc>
-      </w:tr>
-      <w:tr>
-        <w:tc>
-          <w:tcPr>
-            <w:tcW w:type="dxa" w:w="4824"/>
-          </w:tcPr>
-          <w:p>
-            <w:r>
-              <w:rPr>
-                <w:sz w:val="19"/>
-              </w:rPr>
-            </w:r>
-            <w:r>
-              <w:rPr>
-                <w:sz w:val="19"/>
-              </w:rPr>
-              <w:t>Login succeeds but lands somewhere unexpected</w:t>
-            </w:r>
-          </w:p>
-        </w:tc>
-        <w:tc>
-          <w:tcPr>
-            <w:tcW w:type="dxa" w:w="4824"/>
-          </w:tcPr>
-          <w:p>
-            <w:r>
-              <w:rPr>
-                <w:sz w:val="19"/>
-              </w:rPr>
-            </w:r>
-            <w:r>
-              <w:rPr>
-                <w:sz w:val="19"/>
-              </w:rPr>
-              <w:t xml:space="preserve">Check </w:t>
+              <w:t xml:space="preserve">Another instance is running. Set </w:t>
             </w:r>
             <w:r>
               <w:rPr>
@@ -17468,6 +17815,352 @@
                 <w:rFonts w:ascii="Consolas" w:hAnsi="Consolas"/>
                 <w:shd w:val="clear" w:color="auto" w:fill="F4F7F5"/>
               </w:rPr>
+              <w:t>PORT=5199</w:t>
+            </w:r>
+            <w:r>
+              <w:rPr>
+                <w:sz w:val="19"/>
+              </w:rPr>
+              <w:t>.</w:t>
+            </w:r>
+          </w:p>
+        </w:tc>
+      </w:tr>
+      <w:tr>
+        <w:tc>
+          <w:tcPr>
+            <w:tcW w:type="dxa" w:w="4824"/>
+          </w:tcPr>
+          <w:p>
+            <w:r>
+              <w:rPr>
+                <w:sz w:val="19"/>
+              </w:rPr>
+            </w:r>
+            <w:r>
+              <w:rPr>
+                <w:rFonts w:ascii="Consolas" w:hAnsi="Consolas"/>
+                <w:sz w:val="17"/>
+                <w:rFonts w:ascii="Consolas" w:hAnsi="Consolas"/>
+                <w:shd w:val="clear" w:color="auto" w:fill="F4F7F5"/>
+              </w:rPr>
+              <w:t>favicon.ico</w:t>
+            </w:r>
+            <w:r>
+              <w:rPr>
+                <w:sz w:val="19"/>
+              </w:rPr>
+              <w:t xml:space="preserve"> 404 in </w:t>
+            </w:r>
+            <w:r>
+              <w:rPr>
+                <w:rFonts w:ascii="Consolas" w:hAnsi="Consolas"/>
+                <w:sz w:val="17"/>
+                <w:rFonts w:ascii="Consolas" w:hAnsi="Consolas"/>
+                <w:shd w:val="clear" w:color="auto" w:fill="F4F7F5"/>
+              </w:rPr>
+              <w:t>base.html</w:t>
+            </w:r>
+            <w:r>
+              <w:rPr>
+                <w:sz w:val="19"/>
+              </w:rPr>
+              <w:t xml:space="preserve"> pages</w:t>
+            </w:r>
+          </w:p>
+        </w:tc>
+        <w:tc>
+          <w:tcPr>
+            <w:tcW w:type="dxa" w:w="4824"/>
+          </w:tcPr>
+          <w:p>
+            <w:r>
+              <w:rPr>
+                <w:sz w:val="19"/>
+              </w:rPr>
+            </w:r>
+            <w:r>
+              <w:rPr>
+                <w:sz w:val="19"/>
+              </w:rPr>
+              <w:t xml:space="preserve">Expected; only </w:t>
+            </w:r>
+            <w:r>
+              <w:rPr>
+                <w:rFonts w:ascii="Consolas" w:hAnsi="Consolas"/>
+                <w:sz w:val="17"/>
+                <w:rFonts w:ascii="Consolas" w:hAnsi="Consolas"/>
+                <w:shd w:val="clear" w:color="auto" w:fill="F4F7F5"/>
+              </w:rPr>
+              <w:t>login.html</w:t>
+            </w:r>
+            <w:r>
+              <w:rPr>
+                <w:sz w:val="19"/>
+              </w:rPr>
+              <w:t xml:space="preserve"> declares an icon</w:t>
+            </w:r>
+          </w:p>
+        </w:tc>
+      </w:tr>
+      <w:tr>
+        <w:tc>
+          <w:tcPr>
+            <w:tcW w:type="dxa" w:w="4824"/>
+          </w:tcPr>
+          <w:p>
+            <w:r>
+              <w:rPr>
+                <w:sz w:val="19"/>
+              </w:rPr>
+            </w:r>
+            <w:r>
+              <w:rPr>
+                <w:rFonts w:ascii="Consolas" w:hAnsi="Consolas"/>
+                <w:sz w:val="17"/>
+                <w:rFonts w:ascii="Consolas" w:hAnsi="Consolas"/>
+                <w:shd w:val="clear" w:color="auto" w:fill="F4F7F5"/>
+              </w:rPr>
+              <w:t>DeprecationWarning: datetime.utcnow()</w:t>
+            </w:r>
+          </w:p>
+        </w:tc>
+        <w:tc>
+          <w:tcPr>
+            <w:tcW w:type="dxa" w:w="4824"/>
+          </w:tcPr>
+          <w:p>
+            <w:r>
+              <w:rPr>
+                <w:sz w:val="19"/>
+              </w:rPr>
+            </w:r>
+            <w:r>
+              <w:rPr>
+                <w:sz w:val="19"/>
+              </w:rPr>
+              <w:t>Python 3.12; see limitations</w:t>
+            </w:r>
+          </w:p>
+        </w:tc>
+      </w:tr>
+      <w:tr>
+        <w:tc>
+          <w:tcPr>
+            <w:tcW w:type="dxa" w:w="4824"/>
+          </w:tcPr>
+          <w:p>
+            <w:r>
+              <w:rPr>
+                <w:sz w:val="19"/>
+              </w:rPr>
+            </w:r>
+            <w:r>
+              <w:rPr>
+                <w:sz w:val="19"/>
+              </w:rPr>
+              <w:t>Tables missing after a schema change</w:t>
+            </w:r>
+          </w:p>
+        </w:tc>
+        <w:tc>
+          <w:tcPr>
+            <w:tcW w:type="dxa" w:w="4824"/>
+          </w:tcPr>
+          <w:p>
+            <w:r>
+              <w:rPr>
+                <w:sz w:val="19"/>
+              </w:rPr>
+            </w:r>
+            <w:r>
+              <w:rPr>
+                <w:rFonts w:ascii="Consolas" w:hAnsi="Consolas"/>
+                <w:sz w:val="17"/>
+                <w:rFonts w:ascii="Consolas" w:hAnsi="Consolas"/>
+                <w:shd w:val="clear" w:color="auto" w:fill="F4F7F5"/>
+              </w:rPr>
+              <w:t>migrate_database()</w:t>
+            </w:r>
+            <w:r>
+              <w:rPr>
+                <w:sz w:val="19"/>
+              </w:rPr>
+              <w:t xml:space="preserve"> only </w:t>
+            </w:r>
+            <w:r>
+              <w:rPr>
+                <w:i/>
+                <w:sz w:val="19"/>
+              </w:rPr>
+              <w:t>adds</w:t>
+            </w:r>
+            <w:r>
+              <w:rPr>
+                <w:sz w:val="19"/>
+              </w:rPr>
+              <w:t xml:space="preserve"> columns</w:t>
+            </w:r>
+          </w:p>
+        </w:tc>
+      </w:tr>
+      <w:tr>
+        <w:tc>
+          <w:tcPr>
+            <w:tcW w:type="dxa" w:w="4824"/>
+          </w:tcPr>
+          <w:p>
+            <w:r>
+              <w:rPr>
+                <w:sz w:val="19"/>
+              </w:rPr>
+            </w:r>
+            <w:r>
+              <w:rPr>
+                <w:sz w:val="19"/>
+              </w:rPr>
+              <w:t>QR image not updating</w:t>
+            </w:r>
+          </w:p>
+        </w:tc>
+        <w:tc>
+          <w:tcPr>
+            <w:tcW w:type="dxa" w:w="4824"/>
+          </w:tcPr>
+          <w:p>
+            <w:r>
+              <w:rPr>
+                <w:sz w:val="19"/>
+              </w:rPr>
+            </w:r>
+            <w:r>
+              <w:rPr>
+                <w:sz w:val="19"/>
+              </w:rPr>
+              <w:t xml:space="preserve">Old </w:t>
+            </w:r>
+            <w:r>
+              <w:rPr>
+                <w:rFonts w:ascii="Consolas" w:hAnsi="Consolas"/>
+                <w:sz w:val="17"/>
+                <w:rFonts w:ascii="Consolas" w:hAnsi="Consolas"/>
+                <w:shd w:val="clear" w:color="auto" w:fill="F4F7F5"/>
+              </w:rPr>
+              <w:t>visit_*.png</w:t>
+            </w:r>
+            <w:r>
+              <w:rPr>
+                <w:sz w:val="19"/>
+              </w:rPr>
+              <w:t xml:space="preserve"> files persist in </w:t>
+            </w:r>
+            <w:r>
+              <w:rPr>
+                <w:rFonts w:ascii="Consolas" w:hAnsi="Consolas"/>
+                <w:sz w:val="17"/>
+                <w:rFonts w:ascii="Consolas" w:hAnsi="Consolas"/>
+                <w:shd w:val="clear" w:color="auto" w:fill="F4F7F5"/>
+              </w:rPr>
+              <w:t>static/img/</w:t>
+            </w:r>
+          </w:p>
+        </w:tc>
+      </w:tr>
+      <w:tr>
+        <w:tc>
+          <w:tcPr>
+            <w:tcW w:type="dxa" w:w="4824"/>
+          </w:tcPr>
+          <w:p>
+            <w:r>
+              <w:rPr>
+                <w:sz w:val="19"/>
+              </w:rPr>
+            </w:r>
+            <w:r>
+              <w:rPr>
+                <w:sz w:val="19"/>
+              </w:rPr>
+              <w:t xml:space="preserve">JS errors around </w:t>
+            </w:r>
+            <w:r>
+              <w:rPr>
+                <w:rFonts w:ascii="Consolas" w:hAnsi="Consolas"/>
+                <w:sz w:val="17"/>
+                <w:rFonts w:ascii="Consolas" w:hAnsi="Consolas"/>
+                <w:shd w:val="clear" w:color="auto" w:fill="F4F7F5"/>
+              </w:rPr>
+              <w:t>{% if %}</w:t>
+            </w:r>
+            <w:r>
+              <w:rPr>
+                <w:sz w:val="19"/>
+              </w:rPr>
+              <w:t xml:space="preserve"> in templates</w:t>
+            </w:r>
+          </w:p>
+        </w:tc>
+        <w:tc>
+          <w:tcPr>
+            <w:tcW w:type="dxa" w:w="4824"/>
+          </w:tcPr>
+          <w:p>
+            <w:r>
+              <w:rPr>
+                <w:sz w:val="19"/>
+              </w:rPr>
+            </w:r>
+            <w:r>
+              <w:rPr>
+                <w:sz w:val="19"/>
+              </w:rPr>
+              <w:t>The JS language server cannot parse Jinja; harmless</w:t>
+            </w:r>
+          </w:p>
+        </w:tc>
+      </w:tr>
+      <w:tr>
+        <w:tc>
+          <w:tcPr>
+            <w:tcW w:type="dxa" w:w="4824"/>
+          </w:tcPr>
+          <w:p>
+            <w:r>
+              <w:rPr>
+                <w:sz w:val="19"/>
+              </w:rPr>
+            </w:r>
+            <w:r>
+              <w:rPr>
+                <w:sz w:val="19"/>
+              </w:rPr>
+              <w:t>Login succeeds but lands somewhere unexpected</w:t>
+            </w:r>
+          </w:p>
+        </w:tc>
+        <w:tc>
+          <w:tcPr>
+            <w:tcW w:type="dxa" w:w="4824"/>
+          </w:tcPr>
+          <w:p>
+            <w:r>
+              <w:rPr>
+                <w:sz w:val="19"/>
+              </w:rPr>
+            </w:r>
+            <w:r>
+              <w:rPr>
+                <w:sz w:val="19"/>
+              </w:rPr>
+              <w:t xml:space="preserve">Check </w:t>
+            </w:r>
+            <w:r>
+              <w:rPr>
+                <w:rFonts w:ascii="Consolas" w:hAnsi="Consolas"/>
+                <w:sz w:val="17"/>
+                <w:rFonts w:ascii="Consolas" w:hAnsi="Consolas"/>
+                <w:shd w:val="clear" w:color="auto" w:fill="F4F7F5"/>
+              </w:rPr>
               <w:t>Role.landing_endpoint</w:t>
             </w:r>
             <w:r>
@@ -17475,6 +18168,121 @@
                 <w:sz w:val="19"/>
               </w:rPr>
               <w:t xml:space="preserve"> for that user's role</w:t>
+            </w:r>
+          </w:p>
+        </w:tc>
+      </w:tr>
+      <w:tr>
+        <w:tc>
+          <w:tcPr>
+            <w:tcW w:type="dxa" w:w="4824"/>
+          </w:tcPr>
+          <w:p>
+            <w:r>
+              <w:rPr>
+                <w:sz w:val="19"/>
+              </w:rPr>
+            </w:r>
+            <w:r>
+              <w:rPr>
+                <w:sz w:val="19"/>
+              </w:rPr>
+              <w:t xml:space="preserve">ngrok fails with </w:t>
+            </w:r>
+            <w:r>
+              <w:rPr>
+                <w:rFonts w:ascii="Consolas" w:hAnsi="Consolas"/>
+                <w:sz w:val="17"/>
+                <w:rFonts w:ascii="Consolas" w:hAnsi="Consolas"/>
+                <w:shd w:val="clear" w:color="auto" w:fill="F4F7F5"/>
+              </w:rPr>
+              <w:t>ERR_NGROK_334</w:t>
+            </w:r>
+          </w:p>
+        </w:tc>
+        <w:tc>
+          <w:tcPr>
+            <w:tcW w:type="dxa" w:w="4824"/>
+          </w:tcPr>
+          <w:p>
+            <w:r>
+              <w:rPr>
+                <w:sz w:val="19"/>
+              </w:rPr>
+            </w:r>
+            <w:r>
+              <w:rPr>
+                <w:sz w:val="19"/>
+              </w:rPr>
+              <w:t xml:space="preserve">A stale agent holds the reserved domain — </w:t>
+            </w:r>
+            <w:r>
+              <w:rPr>
+                <w:rFonts w:ascii="Consolas" w:hAnsi="Consolas"/>
+                <w:sz w:val="17"/>
+                <w:rFonts w:ascii="Consolas" w:hAnsi="Consolas"/>
+                <w:shd w:val="clear" w:color="auto" w:fill="F4F7F5"/>
+              </w:rPr>
+              <w:t>pkill -f ngrok</w:t>
+            </w:r>
+            <w:r>
+              <w:rPr>
+                <w:sz w:val="19"/>
+              </w:rPr>
+              <w:t>, then restart</w:t>
+            </w:r>
+          </w:p>
+        </w:tc>
+      </w:tr>
+      <w:tr>
+        <w:tc>
+          <w:tcPr>
+            <w:tcW w:type="dxa" w:w="4824"/>
+          </w:tcPr>
+          <w:p>
+            <w:r>
+              <w:rPr>
+                <w:sz w:val="19"/>
+              </w:rPr>
+            </w:r>
+            <w:r>
+              <w:rPr>
+                <w:sz w:val="19"/>
+              </w:rPr>
+              <w:t>ngrok tunnel "works" but the public URL 404s</w:t>
+            </w:r>
+          </w:p>
+        </w:tc>
+        <w:tc>
+          <w:tcPr>
+            <w:tcW w:type="dxa" w:w="4824"/>
+          </w:tcPr>
+          <w:p>
+            <w:r>
+              <w:rPr>
+                <w:sz w:val="19"/>
+              </w:rPr>
+            </w:r>
+            <w:r>
+              <w:rPr>
+                <w:sz w:val="19"/>
+              </w:rPr>
+              <w:t xml:space="preserve">The tunnel points at a dead port; check </w:t>
+            </w:r>
+            <w:r>
+              <w:rPr>
+                <w:rFonts w:ascii="Consolas" w:hAnsi="Consolas"/>
+                <w:sz w:val="17"/>
+                <w:rFonts w:ascii="Consolas" w:hAnsi="Consolas"/>
+                <w:shd w:val="clear" w:color="auto" w:fill="F4F7F5"/>
+              </w:rPr>
+              <w:t>PORT</w:t>
+            </w:r>
+            <w:r>
+              <w:rPr>
+                <w:sz w:val="19"/>
+              </w:rPr>
+              <w:t xml:space="preserve"> matches the running server</w:t>
             </w:r>
           </w:p>
         </w:tc>

--- a/docs/TECHNICAL_DOCUMENTATION.docx
+++ b/docs/TECHNICAL_DOCUMENTATION.docx
@@ -4851,13 +4851,7 @@
                 <w:rFonts w:ascii="Consolas" w:hAnsi="Consolas"/>
                 <w:shd w:val="clear" w:color="auto" w:fill="F4F7F5"/>
               </w:rPr>
-              <w:t>Role.name</w:t>
-            </w:r>
-            <w:r>
-              <w:rPr>
-                <w:sz w:val="19"/>
-              </w:rPr>
-              <w:t xml:space="preserve"> (built-in)</w:t>
+              <w:t>User.rank</w:t>
             </w:r>
           </w:p>
         </w:tc>
@@ -4878,13 +4872,13 @@
                 <w:rFonts w:ascii="Consolas" w:hAnsi="Consolas"/>
                 <w:shd w:val="clear" w:color="auto" w:fill="F4F7F5"/>
               </w:rPr>
-              <w:t>Admin</w:t>
-            </w:r>
-            <w:r>
-              <w:rPr>
-                <w:sz w:val="19"/>
-              </w:rPr>
-              <w:t xml:space="preserve">, </w:t>
+              <w:t>NCS_RANKS</w:t>
+            </w:r>
+            <w:r>
+              <w:rPr>
+                <w:sz w:val="19"/>
+              </w:rPr>
+              <w:t xml:space="preserve"> in </w:t>
             </w:r>
             <w:r>
               <w:rPr>
@@ -4893,7 +4887,252 @@
                 <w:rFonts w:ascii="Consolas" w:hAnsi="Consolas"/>
                 <w:shd w:val="clear" w:color="auto" w:fill="F4F7F5"/>
               </w:rPr>
+              <w:t>app.py</w:t>
+            </w:r>
+            <w:r>
+              <w:rPr>
+                <w:sz w:val="19"/>
+              </w:rPr>
+              <w:t xml:space="preserve">: </w:t>
+            </w:r>
+            <w:r>
+              <w:rPr>
+                <w:rFonts w:ascii="Consolas" w:hAnsi="Consolas"/>
+                <w:sz w:val="17"/>
+                <w:rFonts w:ascii="Consolas" w:hAnsi="Consolas"/>
+                <w:shd w:val="clear" w:color="auto" w:fill="F4F7F5"/>
+              </w:rPr>
+              <w:t>AC</w:t>
+            </w:r>
+            <w:r>
+              <w:rPr>
+                <w:sz w:val="19"/>
+              </w:rPr>
+              <w:t xml:space="preserve">, </w:t>
+            </w:r>
+            <w:r>
+              <w:rPr>
+                <w:rFonts w:ascii="Consolas" w:hAnsi="Consolas"/>
+                <w:sz w:val="17"/>
+                <w:rFonts w:ascii="Consolas" w:hAnsi="Consolas"/>
+                <w:shd w:val="clear" w:color="auto" w:fill="F4F7F5"/>
+              </w:rPr>
+              <w:t>CSC</w:t>
+            </w:r>
+            <w:r>
+              <w:rPr>
+                <w:sz w:val="19"/>
+              </w:rPr>
+              <w:t xml:space="preserve">, </w:t>
+            </w:r>
+            <w:r>
+              <w:rPr>
+                <w:rFonts w:ascii="Consolas" w:hAnsi="Consolas"/>
+                <w:sz w:val="17"/>
+                <w:rFonts w:ascii="Consolas" w:hAnsi="Consolas"/>
+                <w:shd w:val="clear" w:color="auto" w:fill="F4F7F5"/>
+              </w:rPr>
+              <w:t>DSC</w:t>
+            </w:r>
+            <w:r>
+              <w:rPr>
+                <w:sz w:val="19"/>
+              </w:rPr>
+              <w:t xml:space="preserve">, </w:t>
+            </w:r>
+            <w:r>
+              <w:rPr>
+                <w:rFonts w:ascii="Consolas" w:hAnsi="Consolas"/>
+                <w:sz w:val="17"/>
+                <w:rFonts w:ascii="Consolas" w:hAnsi="Consolas"/>
+                <w:shd w:val="clear" w:color="auto" w:fill="F4F7F5"/>
+              </w:rPr>
+              <w:t>SC</w:t>
+            </w:r>
+            <w:r>
+              <w:rPr>
+                <w:sz w:val="19"/>
+              </w:rPr>
+              <w:t xml:space="preserve">, </w:t>
+            </w:r>
+            <w:r>
+              <w:rPr>
+                <w:rFonts w:ascii="Consolas" w:hAnsi="Consolas"/>
+                <w:sz w:val="17"/>
+                <w:rFonts w:ascii="Consolas" w:hAnsi="Consolas"/>
+                <w:shd w:val="clear" w:color="auto" w:fill="F4F7F5"/>
+              </w:rPr>
+              <w:t>CA III</w:t>
+            </w:r>
+            <w:r>
+              <w:rPr>
+                <w:sz w:val="19"/>
+              </w:rPr>
+              <w:t xml:space="preserve">, </w:t>
+            </w:r>
+            <w:r>
+              <w:rPr>
+                <w:rFonts w:ascii="Consolas" w:hAnsi="Consolas"/>
+                <w:sz w:val="17"/>
+                <w:rFonts w:ascii="Consolas" w:hAnsi="Consolas"/>
+                <w:shd w:val="clear" w:color="auto" w:fill="F4F7F5"/>
+              </w:rPr>
+              <w:t>CA II</w:t>
+            </w:r>
+            <w:r>
+              <w:rPr>
+                <w:sz w:val="19"/>
+              </w:rPr>
+              <w:t xml:space="preserve">, </w:t>
+            </w:r>
+            <w:r>
+              <w:rPr>
+                <w:rFonts w:ascii="Consolas" w:hAnsi="Consolas"/>
+                <w:sz w:val="17"/>
+                <w:rFonts w:ascii="Consolas" w:hAnsi="Consolas"/>
+                <w:shd w:val="clear" w:color="auto" w:fill="F4F7F5"/>
+              </w:rPr>
+              <w:t>CA I</w:t>
+            </w:r>
+            <w:r>
+              <w:rPr>
+                <w:sz w:val="19"/>
+              </w:rPr>
+              <w:t xml:space="preserve">, </w:t>
+            </w:r>
+            <w:r>
+              <w:rPr>
+                <w:rFonts w:ascii="Consolas" w:hAnsi="Consolas"/>
+                <w:sz w:val="17"/>
+                <w:rFonts w:ascii="Consolas" w:hAnsi="Consolas"/>
+                <w:shd w:val="clear" w:color="auto" w:fill="F4F7F5"/>
+              </w:rPr>
+              <w:t>AIC</w:t>
+            </w:r>
+            <w:r>
+              <w:rPr>
+                <w:sz w:val="19"/>
+              </w:rPr>
+              <w:t xml:space="preserve">, </w:t>
+            </w:r>
+            <w:r>
+              <w:rPr>
+                <w:rFonts w:ascii="Consolas" w:hAnsi="Consolas"/>
+                <w:sz w:val="17"/>
+                <w:rFonts w:ascii="Consolas" w:hAnsi="Consolas"/>
+                <w:shd w:val="clear" w:color="auto" w:fill="F4F7F5"/>
+              </w:rPr>
+              <w:t>IC</w:t>
+            </w:r>
+            <w:r>
+              <w:rPr>
+                <w:sz w:val="19"/>
+              </w:rPr>
+              <w:t xml:space="preserve">, </w:t>
+            </w:r>
+            <w:r>
+              <w:rPr>
+                <w:rFonts w:ascii="Consolas" w:hAnsi="Consolas"/>
+                <w:sz w:val="17"/>
+                <w:rFonts w:ascii="Consolas" w:hAnsi="Consolas"/>
+                <w:shd w:val="clear" w:color="auto" w:fill="F4F7F5"/>
+              </w:rPr>
+              <w:t>ASC II</w:t>
+            </w:r>
+            <w:r>
+              <w:rPr>
+                <w:sz w:val="19"/>
+              </w:rPr>
+              <w:t xml:space="preserve">, </w:t>
+            </w:r>
+            <w:r>
+              <w:rPr>
+                <w:rFonts w:ascii="Consolas" w:hAnsi="Consolas"/>
+                <w:sz w:val="17"/>
+                <w:rFonts w:ascii="Consolas" w:hAnsi="Consolas"/>
+                <w:shd w:val="clear" w:color="auto" w:fill="F4F7F5"/>
+              </w:rPr>
+              <w:t>ASC I</w:t>
+            </w:r>
+          </w:p>
+        </w:tc>
+      </w:tr>
+      <w:tr>
+        <w:tc>
+          <w:tcPr>
+            <w:tcW w:type="dxa" w:w="4824"/>
+          </w:tcPr>
+          <w:p>
+            <w:r>
+              <w:rPr>
+                <w:sz w:val="19"/>
+              </w:rPr>
+            </w:r>
+            <w:r>
+              <w:rPr>
+                <w:rFonts w:ascii="Consolas" w:hAnsi="Consolas"/>
+                <w:sz w:val="17"/>
+                <w:rFonts w:ascii="Consolas" w:hAnsi="Consolas"/>
+                <w:shd w:val="clear" w:color="auto" w:fill="F4F7F5"/>
+              </w:rPr>
+              <w:t>Role.name</w:t>
+            </w:r>
+            <w:r>
+              <w:rPr>
+                <w:sz w:val="19"/>
+              </w:rPr>
+              <w:t xml:space="preserve"> (built-in)</w:t>
+            </w:r>
+          </w:p>
+        </w:tc>
+        <w:tc>
+          <w:tcPr>
+            <w:tcW w:type="dxa" w:w="4824"/>
+          </w:tcPr>
+          <w:p>
+            <w:r>
+              <w:rPr>
+                <w:sz w:val="19"/>
+              </w:rPr>
+            </w:r>
+            <w:r>
+              <w:rPr>
+                <w:rFonts w:ascii="Consolas" w:hAnsi="Consolas"/>
+                <w:sz w:val="17"/>
+                <w:rFonts w:ascii="Consolas" w:hAnsi="Consolas"/>
+                <w:shd w:val="clear" w:color="auto" w:fill="F4F7F5"/>
+              </w:rPr>
+              <w:t>Admin</w:t>
+            </w:r>
+            <w:r>
+              <w:rPr>
+                <w:sz w:val="19"/>
+              </w:rPr>
+              <w:t xml:space="preserve">, </w:t>
+            </w:r>
+            <w:r>
+              <w:rPr>
+                <w:rFonts w:ascii="Consolas" w:hAnsi="Consolas"/>
+                <w:sz w:val="17"/>
+                <w:rFonts w:ascii="Consolas" w:hAnsi="Consolas"/>
+                <w:shd w:val="clear" w:color="auto" w:fill="F4F7F5"/>
+              </w:rPr>
               <w:t>Officer</w:t>
+            </w:r>
+            <w:r>
+              <w:rPr>
+                <w:sz w:val="19"/>
+              </w:rPr>
+              <w:t xml:space="preserve">, </w:t>
+            </w:r>
+            <w:r>
+              <w:rPr>
+                <w:rFonts w:ascii="Consolas" w:hAnsi="Consolas"/>
+                <w:sz w:val="17"/>
+                <w:rFonts w:ascii="Consolas" w:hAnsi="Consolas"/>
+                <w:shd w:val="clear" w:color="auto" w:fill="F4F7F5"/>
+              </w:rPr>
+              <w:t>Department</w:t>
             </w:r>
           </w:p>
         </w:tc>

--- a/docs/TECHNICAL_DOCUMENTATION.docx
+++ b/docs/TECHNICAL_DOCUMENTATION.docx
@@ -10255,6 +10255,83 @@
                 <w:sz w:val="19"/>
               </w:rPr>
               <w:t>Filtered history</w:t>
+            </w:r>
+          </w:p>
+        </w:tc>
+      </w:tr>
+      <w:tr>
+        <w:tc>
+          <w:tcPr>
+            <w:tcW w:type="dxa" w:w="2412"/>
+          </w:tcPr>
+          <w:p>
+            <w:r>
+              <w:rPr>
+                <w:sz w:val="19"/>
+              </w:rPr>
+            </w:r>
+            <w:r>
+              <w:rPr>
+                <w:sz w:val="19"/>
+              </w:rPr>
+              <w:t>GET</w:t>
+            </w:r>
+          </w:p>
+        </w:tc>
+        <w:tc>
+          <w:tcPr>
+            <w:tcW w:type="dxa" w:w="2412"/>
+          </w:tcPr>
+          <w:p>
+            <w:r>
+              <w:rPr>
+                <w:sz w:val="19"/>
+              </w:rPr>
+            </w:r>
+            <w:r>
+              <w:rPr>
+                <w:rFonts w:ascii="Consolas" w:hAnsi="Consolas"/>
+                <w:sz w:val="17"/>
+                <w:rFonts w:ascii="Consolas" w:hAnsi="Consolas"/>
+                <w:shd w:val="clear" w:color="auto" w:fill="F4F7F5"/>
+              </w:rPr>
+              <w:t>/api/visit/&lt;id&gt;/details</w:t>
+            </w:r>
+          </w:p>
+        </w:tc>
+        <w:tc>
+          <w:tcPr>
+            <w:tcW w:type="dxa" w:w="2412"/>
+          </w:tcPr>
+          <w:p>
+            <w:r>
+              <w:rPr>
+                <w:sz w:val="19"/>
+              </w:rPr>
+            </w:r>
+            <w:r>
+              <w:rPr>
+                <w:sz w:val="19"/>
+              </w:rPr>
+              <w:t>Reception</w:t>
+            </w:r>
+          </w:p>
+        </w:tc>
+        <w:tc>
+          <w:tcPr>
+            <w:tcW w:type="dxa" w:w="2412"/>
+          </w:tcPr>
+          <w:p>
+            <w:r>
+              <w:rPr>
+                <w:sz w:val="19"/>
+              </w:rPr>
+            </w:r>
+            <w:r>
+              <w:rPr>
+                <w:sz w:val="19"/>
+              </w:rPr>
+              <w:t>Full visit + visitor detail for the modal</w:t>
             </w:r>
           </w:p>
         </w:tc>
